--- a/reasorces/code analysis.docx
+++ b/reasorces/code analysis.docx
@@ -52,24 +52,17 @@
                       <wps:txbx>
                         <w:txbxContent>
                           <w:p>
-                            <w:proofErr w:type="spellStart"/>
-                            <w:r>
-                              <w:t>fileChooser.showSaveDialog</w:t>
-                            </w:r>
-                            <w:proofErr w:type="spellEnd"/>
-                            <w:r>
-                              <w:t xml:space="preserve"> will show the save </w:t>
-                            </w:r>
-                            <w:r>
-                              <w:t xml:space="preserve">version of the </w:t>
-                            </w:r>
-                            <w:proofErr w:type="spellStart"/>
-                            <w:r>
-                              <w:t>fileChoser</w:t>
-                            </w:r>
-                            <w:proofErr w:type="spellEnd"/>
-                            <w:r>
-                              <w:t xml:space="preserve"> and we set that to the result </w:t>
+                            <w:r>
+                              <w:t xml:space="preserve">fileChooser.showSaveDialog will show the save </w:t>
+                            </w:r>
+                            <w:r>
+                              <w:t>version of the fileCho</w:t>
+                            </w:r>
+                            <w:r>
+                              <w:t>o</w:t>
+                            </w:r>
+                            <w:r>
+                              <w:t xml:space="preserve">ser and we set that to the result </w:t>
                             </w:r>
                           </w:p>
                         </w:txbxContent>
@@ -102,24 +95,17 @@
                 <v:textbox>
                   <w:txbxContent>
                     <w:p>
-                      <w:proofErr w:type="spellStart"/>
-                      <w:r>
-                        <w:t>fileChooser.showSaveDialog</w:t>
-                      </w:r>
-                      <w:proofErr w:type="spellEnd"/>
-                      <w:r>
-                        <w:t xml:space="preserve"> will show the save </w:t>
-                      </w:r>
-                      <w:r>
-                        <w:t xml:space="preserve">version of the </w:t>
-                      </w:r>
-                      <w:proofErr w:type="spellStart"/>
-                      <w:r>
-                        <w:t>fileChoser</w:t>
-                      </w:r>
-                      <w:proofErr w:type="spellEnd"/>
-                      <w:r>
-                        <w:t xml:space="preserve"> and we set that to the result </w:t>
+                      <w:r>
+                        <w:t xml:space="preserve">fileChooser.showSaveDialog will show the save </w:t>
+                      </w:r>
+                      <w:r>
+                        <w:t>version of the fileCho</w:t>
+                      </w:r>
+                      <w:r>
+                        <w:t>o</w:t>
+                      </w:r>
+                      <w:r>
+                        <w:t xml:space="preserve">ser and we set that to the result </w:t>
                       </w:r>
                     </w:p>
                   </w:txbxContent>
@@ -174,31 +160,7 @@
                         <w:txbxContent>
                           <w:p>
                             <w:r>
-                              <w:t xml:space="preserve">This sets up the variables with their default values and then removes the </w:t>
-                            </w:r>
-                            <w:proofErr w:type="spellStart"/>
-                            <w:r>
-                              <w:t>actionListener</w:t>
-                            </w:r>
-                            <w:proofErr w:type="spellEnd"/>
-                            <w:r>
-                              <w:t xml:space="preserve"> from </w:t>
-                            </w:r>
-                            <w:proofErr w:type="spellStart"/>
-                            <w:r>
-                              <w:t>fileChooser</w:t>
-                            </w:r>
-                            <w:proofErr w:type="spellEnd"/>
-                            <w:r>
-                              <w:t xml:space="preserve"> in case it already has one from if it ran before.  Then we add a new </w:t>
-                            </w:r>
-                            <w:proofErr w:type="spellStart"/>
-                            <w:r>
-                              <w:t>actionListener</w:t>
-                            </w:r>
-                            <w:proofErr w:type="spellEnd"/>
-                            <w:r>
-                              <w:t xml:space="preserve"> back. </w:t>
+                              <w:t xml:space="preserve">This sets up the variables with their default values and then removes the actionListener from fileChooser in case it already has one from if it ran before.  Then we add a new actionListener back. </w:t>
                             </w:r>
                           </w:p>
                         </w:txbxContent>
@@ -228,31 +190,7 @@
                   <w:txbxContent>
                     <w:p>
                       <w:r>
-                        <w:t xml:space="preserve">This sets up the variables with their default values and then removes the </w:t>
-                      </w:r>
-                      <w:proofErr w:type="spellStart"/>
-                      <w:r>
-                        <w:t>actionListener</w:t>
-                      </w:r>
-                      <w:proofErr w:type="spellEnd"/>
-                      <w:r>
-                        <w:t xml:space="preserve"> from </w:t>
-                      </w:r>
-                      <w:proofErr w:type="spellStart"/>
-                      <w:r>
-                        <w:t>fileChooser</w:t>
-                      </w:r>
-                      <w:proofErr w:type="spellEnd"/>
-                      <w:r>
-                        <w:t xml:space="preserve"> in case it already has one from if it ran before.  Then we add a new </w:t>
-                      </w:r>
-                      <w:proofErr w:type="spellStart"/>
-                      <w:r>
-                        <w:t>actionListener</w:t>
-                      </w:r>
-                      <w:proofErr w:type="spellEnd"/>
-                      <w:r>
-                        <w:t xml:space="preserve"> back. </w:t>
+                        <w:t xml:space="preserve">This sets up the variables with their default values and then removes the actionListener from fileChooser in case it already has one from if it ran before.  Then we add a new actionListener back. </w:t>
                       </w:r>
                     </w:p>
                   </w:txbxContent>
@@ -692,15 +630,7 @@
                         <w:txbxContent>
                           <w:p>
                             <w:r>
-                              <w:t xml:space="preserve">Then in between the nested for loops it checks if count is above zero and added that many to </w:t>
-                            </w:r>
-                            <w:proofErr w:type="spellStart"/>
-                            <w:r>
-                              <w:t>positionData</w:t>
-                            </w:r>
-                            <w:proofErr w:type="spellEnd"/>
-                            <w:r>
-                              <w:t xml:space="preserve"> if true after that a / is added to symbolize a new line and count is reset again. This is all done to put the array to BNF format</w:t>
+                              <w:t>Then in between the nested for loops it checks if count is above zero and added that many to positionData if true after that a / is added to symbolize a new line and count is reset again. This is all done to put the array to BNF format</w:t>
                             </w:r>
                           </w:p>
                         </w:txbxContent>
@@ -727,15 +657,7 @@
                   <w:txbxContent>
                     <w:p>
                       <w:r>
-                        <w:t xml:space="preserve">Then in between the nested for loops it checks if count is above zero and added that many to </w:t>
-                      </w:r>
-                      <w:proofErr w:type="spellStart"/>
-                      <w:r>
-                        <w:t>positionData</w:t>
-                      </w:r>
-                      <w:proofErr w:type="spellEnd"/>
-                      <w:r>
-                        <w:t xml:space="preserve"> if true after that a / is added to symbolize a new line and count is reset again. This is all done to put the array to BNF format</w:t>
+                        <w:t>Then in between the nested for loops it checks if count is above zero and added that many to positionData if true after that a / is added to symbolize a new line and count is reset again. This is all done to put the array to BNF format</w:t>
                       </w:r>
                     </w:p>
                   </w:txbxContent>
@@ -858,21 +780,11 @@
                             <w:r>
                               <w:t xml:space="preserve">Then at each cell of the array it checks if it’s a space and if it is then count is incremented by one else it checks if the count is zero if </w:t>
                             </w:r>
-                            <w:proofErr w:type="gramStart"/>
-                            <w:r>
-                              <w:t>no</w:t>
-                            </w:r>
-                            <w:proofErr w:type="gramEnd"/>
-                            <w:r>
-                              <w:t xml:space="preserve"> then count is added to </w:t>
-                            </w:r>
-                            <w:proofErr w:type="spellStart"/>
-                            <w:r>
-                              <w:t>positionData</w:t>
-                            </w:r>
-                            <w:proofErr w:type="spellEnd"/>
-                            <w:r>
-                              <w:t xml:space="preserve"> then the cell is added from the 2D array at the point to position data. Count is then reset.</w:t>
+                            <w:r>
+                              <w:t>not</w:t>
+                            </w:r>
+                            <w:r>
+                              <w:t xml:space="preserve"> then count is added to positionData then the cell is added from the 2D array at the point to position data. Count is then reset.</w:t>
                             </w:r>
                           </w:p>
                         </w:txbxContent>
@@ -898,21 +810,11 @@
                       <w:r>
                         <w:t xml:space="preserve">Then at each cell of the array it checks if it’s a space and if it is then count is incremented by one else it checks if the count is zero if </w:t>
                       </w:r>
-                      <w:proofErr w:type="gramStart"/>
-                      <w:r>
-                        <w:t>no</w:t>
-                      </w:r>
-                      <w:proofErr w:type="gramEnd"/>
-                      <w:r>
-                        <w:t xml:space="preserve"> then count is added to </w:t>
-                      </w:r>
-                      <w:proofErr w:type="spellStart"/>
-                      <w:r>
-                        <w:t>positionData</w:t>
-                      </w:r>
-                      <w:proofErr w:type="spellEnd"/>
-                      <w:r>
-                        <w:t xml:space="preserve"> then the cell is added from the 2D array at the point to position data. Count is then reset.</w:t>
+                      <w:r>
+                        <w:t>not</w:t>
+                      </w:r>
+                      <w:r>
+                        <w:t xml:space="preserve"> then count is added to positionData then the cell is added from the 2D array at the point to position data. Count is then reset.</w:t>
                       </w:r>
                     </w:p>
                   </w:txbxContent>
@@ -1434,15 +1336,7 @@
                         <w:txbxContent>
                           <w:p>
                             <w:r>
-                              <w:t xml:space="preserve">This sets up a filter for </w:t>
-                            </w:r>
-                            <w:proofErr w:type="spellStart"/>
-                            <w:r>
-                              <w:t>JFIleChooser</w:t>
-                            </w:r>
-                            <w:proofErr w:type="spellEnd"/>
-                            <w:r>
-                              <w:t xml:space="preserve"> so the user can only pick text Files</w:t>
+                              <w:t>This sets up a filter for JFIleChooser so the user can only pick text Files</w:t>
                             </w:r>
                             <w:r>
                               <w:t xml:space="preserve"> (*.txt)</w:t>
@@ -1478,15 +1372,7 @@
                   <w:txbxContent>
                     <w:p>
                       <w:r>
-                        <w:t xml:space="preserve">This sets up a filter for </w:t>
-                      </w:r>
-                      <w:proofErr w:type="spellStart"/>
-                      <w:r>
-                        <w:t>JFIleChooser</w:t>
-                      </w:r>
-                      <w:proofErr w:type="spellEnd"/>
-                      <w:r>
-                        <w:t xml:space="preserve"> so the user can only pick text Files</w:t>
+                        <w:t>This sets up a filter for JFIleChooser so the user can only pick text Files</w:t>
                       </w:r>
                       <w:r>
                         <w:t xml:space="preserve"> (*.txt)</w:t>
@@ -1511,7 +1397,116 @@
         <mc:AlternateContent>
           <mc:Choice Requires="wps">
             <w:drawing>
-              <wp:anchor distT="0" distB="0" distL="114300" distR="114300" simplePos="0" relativeHeight="251680768" behindDoc="0" locked="0" layoutInCell="1" allowOverlap="1" wp14:anchorId="724C3D23" wp14:editId="0A0ACB80">
+              <wp:anchor distT="0" distB="0" distL="114300" distR="114300" simplePos="0" relativeHeight="251681792" behindDoc="0" locked="0" layoutInCell="1" allowOverlap="1" wp14:anchorId="370EDB4A" wp14:editId="611F7BCA">
+                <wp:simplePos x="0" y="0"/>
+                <wp:positionH relativeFrom="column">
+                  <wp:posOffset>821493</wp:posOffset>
+                </wp:positionH>
+                <wp:positionV relativeFrom="paragraph">
+                  <wp:posOffset>7917964</wp:posOffset>
+                </wp:positionV>
+                <wp:extent cx="3617904" cy="850832"/>
+                <wp:effectExtent l="0" t="0" r="20955" b="26035"/>
+                <wp:wrapNone/>
+                <wp:docPr id="1193859449" name="Text Box 20"/>
+                <wp:cNvGraphicFramePr/>
+                <a:graphic xmlns:a="http://schemas.openxmlformats.org/drawingml/2006/main">
+                  <a:graphicData uri="http://schemas.microsoft.com/office/word/2010/wordprocessingShape">
+                    <wps:wsp>
+                      <wps:cNvSpPr txBox="1"/>
+                      <wps:spPr>
+                        <a:xfrm>
+                          <a:off x="0" y="0"/>
+                          <a:ext cx="3617904" cy="850832"/>
+                        </a:xfrm>
+                        <a:prstGeom prst="rect">
+                          <a:avLst/>
+                        </a:prstGeom>
+                        <a:solidFill>
+                          <a:schemeClr val="lt1"/>
+                        </a:solidFill>
+                        <a:ln w="6350">
+                          <a:solidFill>
+                            <a:prstClr val="black"/>
+                          </a:solidFill>
+                        </a:ln>
+                      </wps:spPr>
+                      <wps:txbx>
+                        <w:txbxContent>
+                          <w:p>
+                            <w:r>
+                              <w:t xml:space="preserve">If the actionEvent equals the </w:t>
+                            </w:r>
+                            <w:r>
+                              <w:t xml:space="preserve">cancel button </w:t>
+                            </w:r>
+                            <w:r>
+                              <w:t>on the JFileChoser then closed is true</w:t>
+                            </w:r>
+                            <w:r>
+                              <w:t xml:space="preserve">, </w:t>
+                            </w:r>
+                            <w:r>
+                              <w:t>which will close this window and then the JFrame is dispose of.</w:t>
+                            </w:r>
+                          </w:p>
+                        </w:txbxContent>
+                      </wps:txbx>
+                      <wps:bodyPr rot="0" spcFirstLastPara="0" vertOverflow="overflow" horzOverflow="overflow" vert="horz" wrap="square" lIns="91440" tIns="45720" rIns="91440" bIns="45720" numCol="1" spcCol="0" rtlCol="0" fromWordArt="0" anchor="t" anchorCtr="0" forceAA="0" compatLnSpc="1">
+                        <a:prstTxWarp prst="textNoShape">
+                          <a:avLst/>
+                        </a:prstTxWarp>
+                        <a:noAutofit/>
+                      </wps:bodyPr>
+                    </wps:wsp>
+                  </a:graphicData>
+                </a:graphic>
+                <wp14:sizeRelH relativeFrom="margin">
+                  <wp14:pctWidth>0</wp14:pctWidth>
+                </wp14:sizeRelH>
+                <wp14:sizeRelV relativeFrom="margin">
+                  <wp14:pctHeight>0</wp14:pctHeight>
+                </wp14:sizeRelV>
+              </wp:anchor>
+            </w:drawing>
+          </mc:Choice>
+          <mc:Fallback>
+            <w:pict>
+              <v:shape w14:anchorId="370EDB4A" id="Text Box 20" o:spid="_x0000_s1034" type="#_x0000_t202" style="position:absolute;margin-left:64.7pt;margin-top:623.45pt;width:284.85pt;height:67pt;z-index:251681792;visibility:visible;mso-wrap-style:square;mso-width-percent:0;mso-height-percent:0;mso-wrap-distance-left:9pt;mso-wrap-distance-top:0;mso-wrap-distance-right:9pt;mso-wrap-distance-bottom:0;mso-position-horizontal:absolute;mso-position-horizontal-relative:text;mso-position-vertical:absolute;mso-position-vertical-relative:text;mso-width-percent:0;mso-height-percent:0;mso-width-relative:margin;mso-height-relative:margin;v-text-anchor:top" o:gfxdata="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" fillcolor="white [3201]" strokeweight=".5pt">
+                <v:textbox>
+                  <w:txbxContent>
+                    <w:p>
+                      <w:r>
+                        <w:t xml:space="preserve">If the actionEvent equals the </w:t>
+                      </w:r>
+                      <w:r>
+                        <w:t xml:space="preserve">cancel button </w:t>
+                      </w:r>
+                      <w:r>
+                        <w:t>on the JFileChoser then closed is true</w:t>
+                      </w:r>
+                      <w:r>
+                        <w:t xml:space="preserve">, </w:t>
+                      </w:r>
+                      <w:r>
+                        <w:t>which will close this window and then the JFrame is dispose of.</w:t>
+                      </w:r>
+                    </w:p>
+                  </w:txbxContent>
+                </v:textbox>
+              </v:shape>
+            </w:pict>
+          </mc:Fallback>
+        </mc:AlternateContent>
+      </w:r>
+      <w:r>
+        <w:rPr>
+          <w:noProof/>
+        </w:rPr>
+        <mc:AlternateContent>
+          <mc:Choice Requires="wps">
+            <w:drawing>
+              <wp:anchor distT="0" distB="0" distL="114300" distR="114300" simplePos="0" relativeHeight="251680768" behindDoc="0" locked="0" layoutInCell="1" allowOverlap="1" wp14:anchorId="724C3D23" wp14:editId="3FA6D159">
                 <wp:simplePos x="0" y="0"/>
                 <wp:positionH relativeFrom="column">
                   <wp:posOffset>2292350</wp:posOffset>
@@ -1569,157 +1564,12 @@
           </mc:Choice>
           <mc:Fallback>
             <w:pict>
-              <v:shape w14:anchorId="56E782A1" id="Straight Arrow Connector 19" o:spid="_x0000_s1026" type="#_x0000_t32" style="position:absolute;margin-left:180.5pt;margin-top:585.55pt;width:80pt;height:67pt;flip:x y;z-index:251680768;visibility:visible;mso-wrap-style:square;mso-width-percent:0;mso-height-percent:0;mso-wrap-distance-left:9pt;mso-wrap-distance-top:0;mso-wrap-distance-right:9pt;mso-wrap-distance-bottom:0;mso-position-horizontal:absolute;mso-position-horizontal-relative:text;mso-position-vertical:absolute;mso-position-vertical-relative:text;mso-width-percent:0;mso-height-percent:0;mso-width-relative:margin;mso-height-relative:margin" o:gfxdata="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" strokecolor="#156082 [3204]" strokeweight="1.5pt">
+              <v:shapetype w14:anchorId="4A1D1A2D" id="_x0000_t32" coordsize="21600,21600" o:spt="32" o:oned="t" path="m,l21600,21600e" filled="f">
+                <v:path arrowok="t" fillok="f" o:connecttype="none"/>
+                <o:lock v:ext="edit" shapetype="t"/>
+              </v:shapetype>
+              <v:shape id="Straight Arrow Connector 19" o:spid="_x0000_s1026" type="#_x0000_t32" style="position:absolute;margin-left:180.5pt;margin-top:585.55pt;width:80pt;height:67pt;flip:x y;z-index:251680768;visibility:visible;mso-wrap-style:square;mso-width-percent:0;mso-height-percent:0;mso-wrap-distance-left:9pt;mso-wrap-distance-top:0;mso-wrap-distance-right:9pt;mso-wrap-distance-bottom:0;mso-position-horizontal:absolute;mso-position-horizontal-relative:text;mso-position-vertical:absolute;mso-position-vertical-relative:text;mso-width-percent:0;mso-height-percent:0;mso-width-relative:margin;mso-height-relative:margin" o:gfxdata="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" strokecolor="#156082 [3204]" strokeweight="1.5pt">
                 <v:stroke endarrow="block" joinstyle="miter"/>
-              </v:shape>
-            </w:pict>
-          </mc:Fallback>
-        </mc:AlternateContent>
-      </w:r>
-      <w:r>
-        <w:rPr>
-          <w:noProof/>
-        </w:rPr>
-        <mc:AlternateContent>
-          <mc:Choice Requires="wps">
-            <w:drawing>
-              <wp:anchor distT="0" distB="0" distL="114300" distR="114300" simplePos="0" relativeHeight="251681792" behindDoc="0" locked="0" layoutInCell="1" allowOverlap="1" wp14:anchorId="370EDB4A" wp14:editId="03A737EE">
-                <wp:simplePos x="0" y="0"/>
-                <wp:positionH relativeFrom="column">
-                  <wp:posOffset>698500</wp:posOffset>
-                </wp:positionH>
-                <wp:positionV relativeFrom="paragraph">
-                  <wp:posOffset>7969250</wp:posOffset>
-                </wp:positionV>
-                <wp:extent cx="3740150" cy="1225550"/>
-                <wp:effectExtent l="0" t="0" r="12700" b="12700"/>
-                <wp:wrapNone/>
-                <wp:docPr id="1193859449" name="Text Box 20"/>
-                <wp:cNvGraphicFramePr/>
-                <a:graphic xmlns:a="http://schemas.openxmlformats.org/drawingml/2006/main">
-                  <a:graphicData uri="http://schemas.microsoft.com/office/word/2010/wordprocessingShape">
-                    <wps:wsp>
-                      <wps:cNvSpPr txBox="1"/>
-                      <wps:spPr>
-                        <a:xfrm>
-                          <a:off x="0" y="0"/>
-                          <a:ext cx="3740150" cy="1225550"/>
-                        </a:xfrm>
-                        <a:prstGeom prst="rect">
-                          <a:avLst/>
-                        </a:prstGeom>
-                        <a:solidFill>
-                          <a:schemeClr val="lt1"/>
-                        </a:solidFill>
-                        <a:ln w="6350">
-                          <a:solidFill>
-                            <a:prstClr val="black"/>
-                          </a:solidFill>
-                        </a:ln>
-                      </wps:spPr>
-                      <wps:txbx>
-                        <w:txbxContent>
-                          <w:p>
-                            <w:r>
-                              <w:t xml:space="preserve">If the </w:t>
-                            </w:r>
-                            <w:proofErr w:type="spellStart"/>
-                            <w:r>
-                              <w:t>actionEvent</w:t>
-                            </w:r>
-                            <w:proofErr w:type="spellEnd"/>
-                            <w:r>
-                              <w:t xml:space="preserve"> equals the </w:t>
-                            </w:r>
-                            <w:proofErr w:type="spellStart"/>
-                            <w:r>
-                              <w:t>cancelSelection</w:t>
-                            </w:r>
-                            <w:proofErr w:type="spellEnd"/>
-                            <w:r>
-                              <w:t xml:space="preserve"> on the </w:t>
-                            </w:r>
-                            <w:proofErr w:type="spellStart"/>
-                            <w:r>
-                              <w:t>JFileChoser</w:t>
-                            </w:r>
-                            <w:proofErr w:type="spellEnd"/>
-                            <w:r>
-                              <w:t xml:space="preserve"> where the user presses the cancel button, then submitted Is set to and closed is true false which will close this window and then the </w:t>
-                            </w:r>
-                            <w:proofErr w:type="spellStart"/>
-                            <w:r>
-                              <w:t>JFrame</w:t>
-                            </w:r>
-                            <w:proofErr w:type="spellEnd"/>
-                            <w:r>
-                              <w:t xml:space="preserve"> is dispose of.</w:t>
-                            </w:r>
-                          </w:p>
-                        </w:txbxContent>
-                      </wps:txbx>
-                      <wps:bodyPr rot="0" spcFirstLastPara="0" vertOverflow="overflow" horzOverflow="overflow" vert="horz" wrap="square" lIns="91440" tIns="45720" rIns="91440" bIns="45720" numCol="1" spcCol="0" rtlCol="0" fromWordArt="0" anchor="t" anchorCtr="0" forceAA="0" compatLnSpc="1">
-                        <a:prstTxWarp prst="textNoShape">
-                          <a:avLst/>
-                        </a:prstTxWarp>
-                        <a:noAutofit/>
-                      </wps:bodyPr>
-                    </wps:wsp>
-                  </a:graphicData>
-                </a:graphic>
-                <wp14:sizeRelH relativeFrom="margin">
-                  <wp14:pctWidth>0</wp14:pctWidth>
-                </wp14:sizeRelH>
-                <wp14:sizeRelV relativeFrom="margin">
-                  <wp14:pctHeight>0</wp14:pctHeight>
-                </wp14:sizeRelV>
-              </wp:anchor>
-            </w:drawing>
-          </mc:Choice>
-          <mc:Fallback>
-            <w:pict>
-              <v:shape w14:anchorId="370EDB4A" id="Text Box 20" o:spid="_x0000_s1034" type="#_x0000_t202" style="position:absolute;margin-left:55pt;margin-top:627.5pt;width:294.5pt;height:96.5pt;z-index:251681792;visibility:visible;mso-wrap-style:square;mso-width-percent:0;mso-height-percent:0;mso-wrap-distance-left:9pt;mso-wrap-distance-top:0;mso-wrap-distance-right:9pt;mso-wrap-distance-bottom:0;mso-position-horizontal:absolute;mso-position-horizontal-relative:text;mso-position-vertical:absolute;mso-position-vertical-relative:text;mso-width-percent:0;mso-height-percent:0;mso-width-relative:margin;mso-height-relative:margin;v-text-anchor:top" o:gfxdata="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" fillcolor="white [3201]" strokeweight=".5pt">
-                <v:textbox>
-                  <w:txbxContent>
-                    <w:p>
-                      <w:r>
-                        <w:t xml:space="preserve">If the </w:t>
-                      </w:r>
-                      <w:proofErr w:type="spellStart"/>
-                      <w:r>
-                        <w:t>actionEvent</w:t>
-                      </w:r>
-                      <w:proofErr w:type="spellEnd"/>
-                      <w:r>
-                        <w:t xml:space="preserve"> equals the </w:t>
-                      </w:r>
-                      <w:proofErr w:type="spellStart"/>
-                      <w:r>
-                        <w:t>cancelSelection</w:t>
-                      </w:r>
-                      <w:proofErr w:type="spellEnd"/>
-                      <w:r>
-                        <w:t xml:space="preserve"> on the </w:t>
-                      </w:r>
-                      <w:proofErr w:type="spellStart"/>
-                      <w:r>
-                        <w:t>JFileChoser</w:t>
-                      </w:r>
-                      <w:proofErr w:type="spellEnd"/>
-                      <w:r>
-                        <w:t xml:space="preserve"> where the user presses the cancel button, then submitted Is set to and closed is true false which will close this window and then the </w:t>
-                      </w:r>
-                      <w:proofErr w:type="spellStart"/>
-                      <w:r>
-                        <w:t>JFrame</w:t>
-                      </w:r>
-                      <w:proofErr w:type="spellEnd"/>
-                      <w:r>
-                        <w:t xml:space="preserve"> is dispose of.</w:t>
-                      </w:r>
-                    </w:p>
-                  </w:txbxContent>
-                </v:textbox>
               </v:shape>
             </w:pict>
           </mc:Fallback>
@@ -1842,15 +1692,7 @@
                         <w:txbxContent>
                           <w:p>
                             <w:r>
-                              <w:t xml:space="preserve">Gets the </w:t>
-                            </w:r>
-                            <w:proofErr w:type="spellStart"/>
-                            <w:r>
-                              <w:t>actionEvent</w:t>
-                            </w:r>
-                            <w:proofErr w:type="spellEnd"/>
-                            <w:r>
-                              <w:t xml:space="preserve"> that triggered this and stored it as a string</w:t>
+                              <w:t>Gets the actionEvent that triggered this and stored it as a string</w:t>
                             </w:r>
                           </w:p>
                         </w:txbxContent>
@@ -1874,15 +1716,7 @@
                   <w:txbxContent>
                     <w:p>
                       <w:r>
-                        <w:t xml:space="preserve">Gets the </w:t>
-                      </w:r>
-                      <w:proofErr w:type="spellStart"/>
-                      <w:r>
-                        <w:t>actionEvent</w:t>
-                      </w:r>
-                      <w:proofErr w:type="spellEnd"/>
-                      <w:r>
-                        <w:t xml:space="preserve"> that triggered this and stored it as a string</w:t>
+                        <w:t>Gets the actionEvent that triggered this and stored it as a string</w:t>
                       </w:r>
                     </w:p>
                   </w:txbxContent>
@@ -2071,31 +1905,7 @@
                         <w:txbxContent>
                           <w:p>
                             <w:r>
-                              <w:t xml:space="preserve">If the </w:t>
-                            </w:r>
-                            <w:proofErr w:type="spellStart"/>
-                            <w:r>
-                              <w:t>actionEvent</w:t>
-                            </w:r>
-                            <w:proofErr w:type="spellEnd"/>
-                            <w:r>
-                              <w:t xml:space="preserve"> equals the approve section from </w:t>
-                            </w:r>
-                            <w:proofErr w:type="spellStart"/>
-                            <w:r>
-                              <w:t>JFileChooser</w:t>
-                            </w:r>
-                            <w:proofErr w:type="spellEnd"/>
-                            <w:r>
-                              <w:t xml:space="preserve"> then submitted is set to true and then the string text is set as the path to the selected file and closed is false and then the </w:t>
-                            </w:r>
-                            <w:proofErr w:type="spellStart"/>
-                            <w:r>
-                              <w:t>JFrame</w:t>
-                            </w:r>
-                            <w:proofErr w:type="spellEnd"/>
-                            <w:r>
-                              <w:t xml:space="preserve"> is disposed of. </w:t>
+                              <w:t xml:space="preserve">If the actionEvent equals the approve section from JFileChooser then submitted is set to true and then the string text is set as the path to the selected file and closed is false and then the JFrame is disposed of. </w:t>
                             </w:r>
                           </w:p>
                         </w:txbxContent>
@@ -2125,31 +1935,7 @@
                   <w:txbxContent>
                     <w:p>
                       <w:r>
-                        <w:t xml:space="preserve">If the </w:t>
-                      </w:r>
-                      <w:proofErr w:type="spellStart"/>
-                      <w:r>
-                        <w:t>actionEvent</w:t>
-                      </w:r>
-                      <w:proofErr w:type="spellEnd"/>
-                      <w:r>
-                        <w:t xml:space="preserve"> equals the approve section from </w:t>
-                      </w:r>
-                      <w:proofErr w:type="spellStart"/>
-                      <w:r>
-                        <w:t>JFileChooser</w:t>
-                      </w:r>
-                      <w:proofErr w:type="spellEnd"/>
-                      <w:r>
-                        <w:t xml:space="preserve"> then submitted is set to true and then the string text is set as the path to the selected file and closed is false and then the </w:t>
-                      </w:r>
-                      <w:proofErr w:type="spellStart"/>
-                      <w:r>
-                        <w:t>JFrame</w:t>
-                      </w:r>
-                      <w:proofErr w:type="spellEnd"/>
-                      <w:r>
-                        <w:t xml:space="preserve"> is disposed of. </w:t>
+                        <w:t xml:space="preserve">If the actionEvent equals the approve section from JFileChooser then submitted is set to true and then the string text is set as the path to the selected file and closed is false and then the JFrame is disposed of. </w:t>
                       </w:r>
                     </w:p>
                   </w:txbxContent>
@@ -2276,55 +2062,7 @@
                         <w:txbxContent>
                           <w:p>
                             <w:r>
-                              <w:t xml:space="preserve">Adds an action Listener to the </w:t>
-                            </w:r>
-                            <w:proofErr w:type="spellStart"/>
-                            <w:r>
-                              <w:t>JFileChoser</w:t>
-                            </w:r>
-                            <w:proofErr w:type="spellEnd"/>
-                            <w:r>
-                              <w:t xml:space="preserve"> then adds the </w:t>
-                            </w:r>
-                            <w:proofErr w:type="spellStart"/>
-                            <w:r>
-                              <w:t>fileCooser</w:t>
-                            </w:r>
-                            <w:proofErr w:type="spellEnd"/>
-                            <w:r>
-                              <w:t xml:space="preserve"> to the </w:t>
-                            </w:r>
-                            <w:proofErr w:type="spellStart"/>
-                            <w:r>
-                              <w:t>JPanel</w:t>
-                            </w:r>
-                            <w:proofErr w:type="spellEnd"/>
-                            <w:r>
-                              <w:t xml:space="preserve"> that is then added to the </w:t>
-                            </w:r>
-                            <w:proofErr w:type="spellStart"/>
-                            <w:r>
-                              <w:t>JFrame</w:t>
-                            </w:r>
-                            <w:proofErr w:type="spellEnd"/>
-                            <w:r>
-                              <w:t xml:space="preserve">. The </w:t>
-                            </w:r>
-                            <w:proofErr w:type="spellStart"/>
-                            <w:r>
-                              <w:t>JFrame</w:t>
-                            </w:r>
-                            <w:proofErr w:type="spellEnd"/>
-                            <w:r>
-                              <w:t xml:space="preserve"> is then set as visible and the </w:t>
-                            </w:r>
-                            <w:proofErr w:type="spellStart"/>
-                            <w:r>
-                              <w:t>setUpDone</w:t>
-                            </w:r>
-                            <w:proofErr w:type="spellEnd"/>
-                            <w:r>
-                              <w:t xml:space="preserve"> is set to true as well as closed is set to false</w:t>
+                              <w:t>Adds an action Listener to the JFileChoser then adds the fileCooser to the JPanel that is then added to the JFrame. The JFrame is then set as visible and the setUpDone is set to true as well as closed is set to false</w:t>
                             </w:r>
                           </w:p>
                         </w:txbxContent>
@@ -2354,55 +2092,7 @@
                   <w:txbxContent>
                     <w:p>
                       <w:r>
-                        <w:t xml:space="preserve">Adds an action Listener to the </w:t>
-                      </w:r>
-                      <w:proofErr w:type="spellStart"/>
-                      <w:r>
-                        <w:t>JFileChoser</w:t>
-                      </w:r>
-                      <w:proofErr w:type="spellEnd"/>
-                      <w:r>
-                        <w:t xml:space="preserve"> then adds the </w:t>
-                      </w:r>
-                      <w:proofErr w:type="spellStart"/>
-                      <w:r>
-                        <w:t>fileCooser</w:t>
-                      </w:r>
-                      <w:proofErr w:type="spellEnd"/>
-                      <w:r>
-                        <w:t xml:space="preserve"> to the </w:t>
-                      </w:r>
-                      <w:proofErr w:type="spellStart"/>
-                      <w:r>
-                        <w:t>JPanel</w:t>
-                      </w:r>
-                      <w:proofErr w:type="spellEnd"/>
-                      <w:r>
-                        <w:t xml:space="preserve"> that is then added to the </w:t>
-                      </w:r>
-                      <w:proofErr w:type="spellStart"/>
-                      <w:r>
-                        <w:t>JFrame</w:t>
-                      </w:r>
-                      <w:proofErr w:type="spellEnd"/>
-                      <w:r>
-                        <w:t xml:space="preserve">. The </w:t>
-                      </w:r>
-                      <w:proofErr w:type="spellStart"/>
-                      <w:r>
-                        <w:t>JFrame</w:t>
-                      </w:r>
-                      <w:proofErr w:type="spellEnd"/>
-                      <w:r>
-                        <w:t xml:space="preserve"> is then set as visible and the </w:t>
-                      </w:r>
-                      <w:proofErr w:type="spellStart"/>
-                      <w:r>
-                        <w:t>setUpDone</w:t>
-                      </w:r>
-                      <w:proofErr w:type="spellEnd"/>
-                      <w:r>
-                        <w:t xml:space="preserve"> is set to true as well as closed is set to false</w:t>
+                        <w:t>Adds an action Listener to the JFileChoser then adds the fileCooser to the JPanel that is then added to the JFrame. The JFrame is then set as visible and the setUpDone is set to true as well as closed is set to false</w:t>
                       </w:r>
                     </w:p>
                   </w:txbxContent>
@@ -2457,15 +2147,7 @@
                         <w:txbxContent>
                           <w:p>
                             <w:r>
-                              <w:t xml:space="preserve">This makes the frame adds a windows Listener it overrides the windows Closed method in the windows Listener and sets that to so closed equal true. Which will close the </w:t>
-                            </w:r>
-                            <w:proofErr w:type="spellStart"/>
-                            <w:r>
-                              <w:t>JPanel</w:t>
-                            </w:r>
-                            <w:proofErr w:type="spellEnd"/>
-                            <w:r>
-                              <w:t xml:space="preserve"> the way I need</w:t>
+                              <w:t>This makes the frame adds a windows Listener it overrides the windows Closed method in the windows Listener and sets that to so closed equal true. Which will close the JPanel the way I need</w:t>
                             </w:r>
                           </w:p>
                         </w:txbxContent>
@@ -2495,15 +2177,7 @@
                   <w:txbxContent>
                     <w:p>
                       <w:r>
-                        <w:t xml:space="preserve">This makes the frame adds a windows Listener it overrides the windows Closed method in the windows Listener and sets that to so closed equal true. Which will close the </w:t>
-                      </w:r>
-                      <w:proofErr w:type="spellStart"/>
-                      <w:r>
-                        <w:t>JPanel</w:t>
-                      </w:r>
-                      <w:proofErr w:type="spellEnd"/>
-                      <w:r>
-                        <w:t xml:space="preserve"> the way I need</w:t>
+                        <w:t>This makes the frame adds a windows Listener it overrides the windows Closed method in the windows Listener and sets that to so closed equal true. Which will close the JPanel the way I need</w:t>
                       </w:r>
                     </w:p>
                   </w:txbxContent>
@@ -2702,29 +2376,13 @@
                         <w:txbxContent>
                           <w:p>
                             <w:r>
-                              <w:t xml:space="preserve">Makes a </w:t>
-                            </w:r>
-                            <w:proofErr w:type="spellStart"/>
-                            <w:r>
-                              <w:t>JFrame</w:t>
-                            </w:r>
-                            <w:proofErr w:type="spellEnd"/>
-                            <w:r>
-                              <w:t xml:space="preserve"> that’s always </w:t>
+                              <w:t xml:space="preserve">Makes a JFrame that’s always </w:t>
                             </w:r>
                             <w:r>
                               <w:t>on top</w:t>
                             </w:r>
                             <w:r>
-                              <w:t xml:space="preserve"> to display the </w:t>
-                            </w:r>
-                            <w:proofErr w:type="spellStart"/>
-                            <w:r>
-                              <w:t>JFileChooser</w:t>
-                            </w:r>
-                            <w:proofErr w:type="spellEnd"/>
-                            <w:r>
-                              <w:t xml:space="preserve"> with the set size at </w:t>
+                              <w:t xml:space="preserve"> to display the JFileChooser with the set size at </w:t>
                             </w:r>
                             <w:r>
                               <w:t>the middle of the screen that gets disposed on closed</w:t>
@@ -2757,29 +2415,13 @@
                   <w:txbxContent>
                     <w:p>
                       <w:r>
-                        <w:t xml:space="preserve">Makes a </w:t>
-                      </w:r>
-                      <w:proofErr w:type="spellStart"/>
-                      <w:r>
-                        <w:t>JFrame</w:t>
-                      </w:r>
-                      <w:proofErr w:type="spellEnd"/>
-                      <w:r>
-                        <w:t xml:space="preserve"> that’s always </w:t>
+                        <w:t xml:space="preserve">Makes a JFrame that’s always </w:t>
                       </w:r>
                       <w:r>
                         <w:t>on top</w:t>
                       </w:r>
                       <w:r>
-                        <w:t xml:space="preserve"> to display the </w:t>
-                      </w:r>
-                      <w:proofErr w:type="spellStart"/>
-                      <w:r>
-                        <w:t>JFileChooser</w:t>
-                      </w:r>
-                      <w:proofErr w:type="spellEnd"/>
-                      <w:r>
-                        <w:t xml:space="preserve"> with the set size at </w:t>
+                        <w:t xml:space="preserve"> to display the JFileChooser with the set size at </w:t>
                       </w:r>
                       <w:r>
                         <w:t>the middle of the screen that gets disposed on closed</w:t>
@@ -2975,15 +2617,7 @@
                         <w:txbxContent>
                           <w:p>
                             <w:r>
-                              <w:t xml:space="preserve">Creates a new </w:t>
-                            </w:r>
-                            <w:proofErr w:type="spellStart"/>
-                            <w:r>
-                              <w:t>JPanel</w:t>
-                            </w:r>
-                            <w:proofErr w:type="spellEnd"/>
-                            <w:r>
-                              <w:t xml:space="preserve"> with a grid layout of 0 to 8 to keep the grid format of a chess board. Then uses a Boolean variable to alternate the colours </w:t>
+                              <w:t xml:space="preserve">Creates a new JPanel with a grid layout of 0 to 8 to keep the grid format of a chess board. Then uses a Boolean variable to alternate the colours </w:t>
                             </w:r>
                           </w:p>
                         </w:txbxContent>
@@ -3013,15 +2647,7 @@
                   <w:txbxContent>
                     <w:p>
                       <w:r>
-                        <w:t xml:space="preserve">Creates a new </w:t>
-                      </w:r>
-                      <w:proofErr w:type="spellStart"/>
-                      <w:r>
-                        <w:t>JPanel</w:t>
-                      </w:r>
-                      <w:proofErr w:type="spellEnd"/>
-                      <w:r>
-                        <w:t xml:space="preserve"> with a grid layout of 0 to 8 to keep the grid format of a chess board. Then uses a Boolean variable to alternate the colours </w:t>
+                        <w:t xml:space="preserve">Creates a new JPanel with a grid layout of 0 to 8 to keep the grid format of a chess board. Then uses a Boolean variable to alternate the colours </w:t>
                       </w:r>
                     </w:p>
                   </w:txbxContent>
@@ -3398,11 +3024,7 @@
           </mc:Choice>
           <mc:Fallback>
             <w:pict>
-              <v:shapetype w14:anchorId="782F421C" id="_x0000_t202" coordsize="21600,21600" o:spt="202" path="m,l,21600r21600,l21600,xe">
-                <v:stroke joinstyle="miter"/>
-                <v:path gradientshapeok="t" o:connecttype="rect"/>
-              </v:shapetype>
-              <v:shape id="Text Box 96" o:spid="_x0000_s1042" type="#_x0000_t202" style="position:absolute;margin-left:304.4pt;margin-top:156.75pt;width:182.3pt;height:71.95pt;z-index:251763712;visibility:visible;mso-wrap-style:square;mso-width-percent:0;mso-height-percent:0;mso-wrap-distance-left:9pt;mso-wrap-distance-top:0;mso-wrap-distance-right:9pt;mso-wrap-distance-bottom:0;mso-position-horizontal:absolute;mso-position-horizontal-relative:text;mso-position-vertical:absolute;mso-position-vertical-relative:text;mso-width-percent:0;mso-height-percent:0;mso-width-relative:margin;mso-height-relative:margin;v-text-anchor:top" o:gfxdata="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" fillcolor="white [3201]" strokeweight=".5pt">
+              <v:shape w14:anchorId="782F421C" id="Text Box 96" o:spid="_x0000_s1042" type="#_x0000_t202" style="position:absolute;margin-left:304.4pt;margin-top:156.75pt;width:182.3pt;height:71.95pt;z-index:251763712;visibility:visible;mso-wrap-style:square;mso-width-percent:0;mso-height-percent:0;mso-wrap-distance-left:9pt;mso-wrap-distance-top:0;mso-wrap-distance-right:9pt;mso-wrap-distance-bottom:0;mso-position-horizontal:absolute;mso-position-horizontal-relative:text;mso-position-vertical:absolute;mso-position-vertical-relative:text;mso-width-percent:0;mso-height-percent:0;mso-width-relative:margin;mso-height-relative:margin;v-text-anchor:top" o:gfxdata="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" fillcolor="white [3201]" strokeweight=".5pt">
                 <v:textbox>
                   <w:txbxContent>
                     <w:p>
@@ -3906,15 +3528,7 @@
                         <w:txbxContent>
                           <w:p>
                             <w:r>
-                              <w:t xml:space="preserve">I created a second </w:t>
-                            </w:r>
-                            <w:proofErr w:type="spellStart"/>
-                            <w:r>
-                              <w:t>JButton</w:t>
-                            </w:r>
-                            <w:proofErr w:type="spellEnd"/>
-                            <w:r>
-                              <w:t xml:space="preserve"> array to store the flipped board and then used a nested for loop to set the icons as null. </w:t>
+                              <w:t xml:space="preserve">I created a second JButton array to store the flipped board and then used a nested for loop to set the icons as null. </w:t>
                             </w:r>
                           </w:p>
                           <w:p>
@@ -3949,15 +3563,7 @@
                   <w:txbxContent>
                     <w:p>
                       <w:r>
-                        <w:t xml:space="preserve">I created a second </w:t>
-                      </w:r>
-                      <w:proofErr w:type="spellStart"/>
-                      <w:r>
-                        <w:t>JButton</w:t>
-                      </w:r>
-                      <w:proofErr w:type="spellEnd"/>
-                      <w:r>
-                        <w:t xml:space="preserve"> array to store the flipped board and then used a nested for loop to set the icons as null. </w:t>
+                        <w:t xml:space="preserve">I created a second JButton array to store the flipped board and then used a nested for loop to set the icons as null. </w:t>
                       </w:r>
                     </w:p>
                     <w:p>
@@ -4288,23 +3894,7 @@
                         <w:txbxContent>
                           <w:p>
                             <w:r>
-                              <w:t xml:space="preserve">If this is the second part of </w:t>
-                            </w:r>
-                            <w:proofErr w:type="spellStart"/>
-                            <w:r>
-                              <w:t>movePieces</w:t>
-                            </w:r>
-                            <w:proofErr w:type="spellEnd"/>
-                            <w:r>
-                              <w:t xml:space="preserve"> then it gets the old colour of the button used for later and its x and y position so it can be used to re-apply its colour later and then uses the valid move getter to checks if its move is valid and if so then it changes its colour based of the out and sets the text of the panel to the pieces that was moved last and then sets </w:t>
-                            </w:r>
-                            <w:proofErr w:type="spellStart"/>
-                            <w:r>
-                              <w:t>movePiece</w:t>
-                            </w:r>
-                            <w:proofErr w:type="spellEnd"/>
-                            <w:r>
-                              <w:t xml:space="preserve"> as true for when a new piece is moved</w:t>
+                              <w:t>If this is the second part of movePieces then it gets the old colour of the button used for later and its x and y position so it can be used to re-apply its colour later and then uses the valid move getter to checks if its move is valid and if so then it changes its colour based of the out and sets the text of the panel to the pieces that was moved last and then sets movePiece as true for when a new piece is moved</w:t>
                             </w:r>
                           </w:p>
                         </w:txbxContent>
@@ -4334,23 +3924,7 @@
                   <w:txbxContent>
                     <w:p>
                       <w:r>
-                        <w:t xml:space="preserve">If this is the second part of </w:t>
-                      </w:r>
-                      <w:proofErr w:type="spellStart"/>
-                      <w:r>
-                        <w:t>movePieces</w:t>
-                      </w:r>
-                      <w:proofErr w:type="spellEnd"/>
-                      <w:r>
-                        <w:t xml:space="preserve"> then it gets the old colour of the button used for later and its x and y position so it can be used to re-apply its colour later and then uses the valid move getter to checks if its move is valid and if so then it changes its colour based of the out and sets the text of the panel to the pieces that was moved last and then sets </w:t>
-                      </w:r>
-                      <w:proofErr w:type="spellStart"/>
-                      <w:r>
-                        <w:t>movePiece</w:t>
-                      </w:r>
-                      <w:proofErr w:type="spellEnd"/>
-                      <w:r>
-                        <w:t xml:space="preserve"> as true for when a new piece is moved</w:t>
+                        <w:t>If this is the second part of movePieces then it gets the old colour of the button used for later and its x and y position so it can be used to re-apply its colour later and then uses the valid move getter to checks if its move is valid and if so then it changes its colour based of the out and sets the text of the panel to the pieces that was moved last and then sets movePiece as true for when a new piece is moved</w:t>
                       </w:r>
                     </w:p>
                   </w:txbxContent>
@@ -4477,23 +4051,7 @@
                         <w:txbxContent>
                           <w:p>
                             <w:r>
-                              <w:t xml:space="preserve">First checks If this is the first piece that been clicked by using </w:t>
-                            </w:r>
-                            <w:proofErr w:type="spellStart"/>
-                            <w:r>
-                              <w:t>movePiece</w:t>
-                            </w:r>
-                            <w:proofErr w:type="spellEnd"/>
-                            <w:r>
-                              <w:t xml:space="preserve"> to check which part of </w:t>
-                            </w:r>
-                            <w:proofErr w:type="spellStart"/>
-                            <w:r>
-                              <w:t>movePiece</w:t>
-                            </w:r>
-                            <w:proofErr w:type="spellEnd"/>
-                            <w:r>
-                              <w:t xml:space="preserve"> is the function on then if its on the first part it </w:t>
+                              <w:t xml:space="preserve">First checks If this is the first piece that been clicked by using movePiece to check which part of movePiece is the function on then if its on the first part it </w:t>
                             </w:r>
                             <w:r>
                               <w:t>gets</w:t>
@@ -4544,23 +4102,7 @@
                   <w:txbxContent>
                     <w:p>
                       <w:r>
-                        <w:t xml:space="preserve">First checks If this is the first piece that been clicked by using </w:t>
-                      </w:r>
-                      <w:proofErr w:type="spellStart"/>
-                      <w:r>
-                        <w:t>movePiece</w:t>
-                      </w:r>
-                      <w:proofErr w:type="spellEnd"/>
-                      <w:r>
-                        <w:t xml:space="preserve"> to check which part of </w:t>
-                      </w:r>
-                      <w:proofErr w:type="spellStart"/>
-                      <w:r>
-                        <w:t>movePiece</w:t>
-                      </w:r>
-                      <w:proofErr w:type="spellEnd"/>
-                      <w:r>
-                        <w:t xml:space="preserve"> is the function on then if its on the first part it </w:t>
+                        <w:t xml:space="preserve">First checks If this is the first piece that been clicked by using movePiece to check which part of movePiece is the function on then if its on the first part it </w:t>
                       </w:r>
                       <w:r>
                         <w:t>gets</w:t>
@@ -4708,15 +4250,7 @@
                         <w:txbxContent>
                           <w:p>
                             <w:r>
-                              <w:t xml:space="preserve">First it checks if </w:t>
-                            </w:r>
-                            <w:proofErr w:type="spellStart"/>
-                            <w:r>
-                              <w:t>letMove</w:t>
-                            </w:r>
-                            <w:proofErr w:type="spellEnd"/>
-                            <w:r>
-                              <w:t xml:space="preserve"> is on a it will be off it arrow mode is active then it enters a nested for loop to find the button clicked</w:t>
+                              <w:t>First it checks if letMove is on a it will be off it arrow mode is active then it enters a nested for loop to find the button clicked</w:t>
                             </w:r>
                           </w:p>
                         </w:txbxContent>
@@ -4746,15 +4280,7 @@
                   <w:txbxContent>
                     <w:p>
                       <w:r>
-                        <w:t xml:space="preserve">First it checks if </w:t>
-                      </w:r>
-                      <w:proofErr w:type="spellStart"/>
-                      <w:r>
-                        <w:t>letMove</w:t>
-                      </w:r>
-                      <w:proofErr w:type="spellEnd"/>
-                      <w:r>
-                        <w:t xml:space="preserve"> is on a it will be off it arrow mode is active then it enters a nested for loop to find the button clicked</w:t>
+                        <w:t>First it checks if letMove is on a it will be off it arrow mode is active then it enters a nested for loop to find the button clicked</w:t>
                       </w:r>
                     </w:p>
                   </w:txbxContent>
@@ -4934,11 +4460,9 @@
                             <w:r>
                               <w:t xml:space="preserve">Addes everything to the </w:t>
                             </w:r>
-                            <w:proofErr w:type="spellStart"/>
                             <w:r>
                               <w:t>JFrame</w:t>
                             </w:r>
-                            <w:proofErr w:type="spellEnd"/>
                             <w:r>
                               <w:t xml:space="preserve"> and returns it up to the </w:t>
                             </w:r>
@@ -4969,11 +4493,9 @@
                       <w:r>
                         <w:t xml:space="preserve">Addes everything to the </w:t>
                       </w:r>
-                      <w:proofErr w:type="spellStart"/>
                       <w:r>
                         <w:t>JFrame</w:t>
                       </w:r>
-                      <w:proofErr w:type="spellEnd"/>
                       <w:r>
                         <w:t xml:space="preserve"> and returns it up to the </w:t>
                       </w:r>
@@ -5753,6 +5275,103 @@
         <mc:AlternateContent>
           <mc:Choice Requires="wps">
             <w:drawing>
+              <wp:anchor distT="0" distB="0" distL="114300" distR="114300" simplePos="0" relativeHeight="251716608" behindDoc="0" locked="0" layoutInCell="1" allowOverlap="1" wp14:anchorId="33C5C7F6" wp14:editId="5D11B194">
+                <wp:simplePos x="0" y="0"/>
+                <wp:positionH relativeFrom="column">
+                  <wp:posOffset>2701667</wp:posOffset>
+                </wp:positionH>
+                <wp:positionV relativeFrom="paragraph">
+                  <wp:posOffset>3886255</wp:posOffset>
+                </wp:positionV>
+                <wp:extent cx="3304572" cy="983848"/>
+                <wp:effectExtent l="0" t="0" r="10160" b="26035"/>
+                <wp:wrapNone/>
+                <wp:docPr id="1127955410" name="Text Box 52"/>
+                <wp:cNvGraphicFramePr/>
+                <a:graphic xmlns:a="http://schemas.openxmlformats.org/drawingml/2006/main">
+                  <a:graphicData uri="http://schemas.microsoft.com/office/word/2010/wordprocessingShape">
+                    <wps:wsp>
+                      <wps:cNvSpPr txBox="1"/>
+                      <wps:spPr>
+                        <a:xfrm>
+                          <a:off x="0" y="0"/>
+                          <a:ext cx="3304572" cy="983848"/>
+                        </a:xfrm>
+                        <a:prstGeom prst="rect">
+                          <a:avLst/>
+                        </a:prstGeom>
+                        <a:solidFill>
+                          <a:schemeClr val="lt1"/>
+                        </a:solidFill>
+                        <a:ln w="6350">
+                          <a:solidFill>
+                            <a:prstClr val="black"/>
+                          </a:solidFill>
+                        </a:ln>
+                      </wps:spPr>
+                      <wps:txbx>
+                        <w:txbxContent>
+                          <w:p>
+                            <w:r>
+                              <w:t xml:space="preserve">Makes a Done button when click will close the pop up and adds </w:t>
+                            </w:r>
+                            <w:r>
+                              <w:t>an</w:t>
+                            </w:r>
+                            <w:r>
+                              <w:t xml:space="preserve"> action listener to it and sets the background to white.  Then adds it to the panel and then frame. </w:t>
+                            </w:r>
+                          </w:p>
+                        </w:txbxContent>
+                      </wps:txbx>
+                      <wps:bodyPr rot="0" spcFirstLastPara="0" vertOverflow="overflow" horzOverflow="overflow" vert="horz" wrap="square" lIns="91440" tIns="45720" rIns="91440" bIns="45720" numCol="1" spcCol="0" rtlCol="0" fromWordArt="0" anchor="t" anchorCtr="0" forceAA="0" compatLnSpc="1">
+                        <a:prstTxWarp prst="textNoShape">
+                          <a:avLst/>
+                        </a:prstTxWarp>
+                        <a:noAutofit/>
+                      </wps:bodyPr>
+                    </wps:wsp>
+                  </a:graphicData>
+                </a:graphic>
+                <wp14:sizeRelH relativeFrom="margin">
+                  <wp14:pctWidth>0</wp14:pctWidth>
+                </wp14:sizeRelH>
+                <wp14:sizeRelV relativeFrom="margin">
+                  <wp14:pctHeight>0</wp14:pctHeight>
+                </wp14:sizeRelV>
+              </wp:anchor>
+            </w:drawing>
+          </mc:Choice>
+          <mc:Fallback>
+            <w:pict>
+              <v:shape w14:anchorId="33C5C7F6" id="Text Box 52" o:spid="_x0000_s1055" type="#_x0000_t202" style="position:absolute;margin-left:212.75pt;margin-top:306pt;width:260.2pt;height:77.45pt;z-index:251716608;visibility:visible;mso-wrap-style:square;mso-width-percent:0;mso-height-percent:0;mso-wrap-distance-left:9pt;mso-wrap-distance-top:0;mso-wrap-distance-right:9pt;mso-wrap-distance-bottom:0;mso-position-horizontal:absolute;mso-position-horizontal-relative:text;mso-position-vertical:absolute;mso-position-vertical-relative:text;mso-width-percent:0;mso-height-percent:0;mso-width-relative:margin;mso-height-relative:margin;v-text-anchor:top" o:gfxdata="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" fillcolor="white [3201]" strokeweight=".5pt">
+                <v:textbox>
+                  <w:txbxContent>
+                    <w:p>
+                      <w:r>
+                        <w:t xml:space="preserve">Makes a Done button when click will close the pop up and adds </w:t>
+                      </w:r>
+                      <w:r>
+                        <w:t>an</w:t>
+                      </w:r>
+                      <w:r>
+                        <w:t xml:space="preserve"> action listener to it and sets the background to white.  Then adds it to the panel and then frame. </w:t>
+                      </w:r>
+                    </w:p>
+                  </w:txbxContent>
+                </v:textbox>
+              </v:shape>
+            </w:pict>
+          </mc:Fallback>
+        </mc:AlternateContent>
+      </w:r>
+      <w:r>
+        <w:rPr>
+          <w:noProof/>
+        </w:rPr>
+        <mc:AlternateContent>
+          <mc:Choice Requires="wps">
+            <w:drawing>
               <wp:anchor distT="0" distB="0" distL="114300" distR="114300" simplePos="0" relativeHeight="251718656" behindDoc="0" locked="0" layoutInCell="1" allowOverlap="1" wp14:anchorId="04420F60" wp14:editId="1041FC8B">
                 <wp:simplePos x="0" y="0"/>
                 <wp:positionH relativeFrom="column">
@@ -5791,7 +5410,13 @@
                         <w:txbxContent>
                           <w:p>
                             <w:r>
-                              <w:t xml:space="preserve">Addes the main panel to the frame and then sets it to the very top and visible and sets the size. </w:t>
+                              <w:t>Add</w:t>
+                            </w:r>
+                            <w:r>
+                              <w:t>s</w:t>
+                            </w:r>
+                            <w:r>
+                              <w:t xml:space="preserve"> the main panel to the frame and then sets it to the very top and visible and sets the size. </w:t>
                             </w:r>
                           </w:p>
                           <w:p>
@@ -5815,12 +5440,18 @@
           </mc:Choice>
           <mc:Fallback>
             <w:pict>
-              <v:shape w14:anchorId="04420F60" id="Text Box 54" o:spid="_x0000_s1055" type="#_x0000_t202" style="position:absolute;margin-left:108.9pt;margin-top:398.85pt;width:217.35pt;height:95.7pt;z-index:251718656;visibility:visible;mso-wrap-style:square;mso-wrap-distance-left:9pt;mso-wrap-distance-top:0;mso-wrap-distance-right:9pt;mso-wrap-distance-bottom:0;mso-position-horizontal:absolute;mso-position-horizontal-relative:text;mso-position-vertical:absolute;mso-position-vertical-relative:text;v-text-anchor:top" o:gfxdata="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" fillcolor="white [3201]" strokeweight=".5pt">
+              <v:shape w14:anchorId="04420F60" id="Text Box 54" o:spid="_x0000_s1056" type="#_x0000_t202" style="position:absolute;margin-left:108.9pt;margin-top:398.85pt;width:217.35pt;height:95.7pt;z-index:251718656;visibility:visible;mso-wrap-style:square;mso-wrap-distance-left:9pt;mso-wrap-distance-top:0;mso-wrap-distance-right:9pt;mso-wrap-distance-bottom:0;mso-position-horizontal:absolute;mso-position-horizontal-relative:text;mso-position-vertical:absolute;mso-position-vertical-relative:text;v-text-anchor:top" o:gfxdata="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" fillcolor="white [3201]" strokeweight=".5pt">
                 <v:textbox>
                   <w:txbxContent>
                     <w:p>
                       <w:r>
-                        <w:t xml:space="preserve">Addes the main panel to the frame and then sets it to the very top and visible and sets the size. </w:t>
+                        <w:t>Add</w:t>
+                      </w:r>
+                      <w:r>
+                        <w:t>s</w:t>
+                      </w:r>
+                      <w:r>
+                        <w:t xml:space="preserve"> the main panel to the frame and then sets it to the very top and visible and sets the size. </w:t>
                       </w:r>
                     </w:p>
                     <w:p>
@@ -5842,7 +5473,7 @@
         <mc:AlternateContent>
           <mc:Choice Requires="wps">
             <w:drawing>
-              <wp:anchor distT="0" distB="0" distL="114300" distR="114300" simplePos="0" relativeHeight="251717632" behindDoc="0" locked="0" layoutInCell="1" allowOverlap="1" wp14:anchorId="02AF1325" wp14:editId="45FD8573">
+              <wp:anchor distT="0" distB="0" distL="114300" distR="114300" simplePos="0" relativeHeight="251717632" behindDoc="0" locked="0" layoutInCell="1" allowOverlap="1" wp14:anchorId="02AF1325" wp14:editId="2993ADCE">
                 <wp:simplePos x="0" y="0"/>
                 <wp:positionH relativeFrom="column">
                   <wp:posOffset>1406324</wp:posOffset>
@@ -5894,109 +5525,8 @@
           </mc:Choice>
           <mc:Fallback>
             <w:pict>
-              <v:shape w14:anchorId="0E4DFE8F" id="Straight Arrow Connector 53" o:spid="_x0000_s1026" type="#_x0000_t32" style="position:absolute;margin-left:110.75pt;margin-top:351.5pt;width:48.75pt;height:51.95pt;flip:x y;z-index:251717632;visibility:visible;mso-wrap-style:square;mso-wrap-distance-left:9pt;mso-wrap-distance-top:0;mso-wrap-distance-right:9pt;mso-wrap-distance-bottom:0;mso-position-horizontal:absolute;mso-position-horizontal-relative:text;mso-position-vertical:absolute;mso-position-vertical-relative:text" o:gfxdata="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" strokecolor="#156082 [3204]" strokeweight="1.5pt">
+              <v:shape w14:anchorId="64DA2394" id="Straight Arrow Connector 53" o:spid="_x0000_s1026" type="#_x0000_t32" style="position:absolute;margin-left:110.75pt;margin-top:351.5pt;width:48.75pt;height:51.95pt;flip:x y;z-index:251717632;visibility:visible;mso-wrap-style:square;mso-wrap-distance-left:9pt;mso-wrap-distance-top:0;mso-wrap-distance-right:9pt;mso-wrap-distance-bottom:0;mso-position-horizontal:absolute;mso-position-horizontal-relative:text;mso-position-vertical:absolute;mso-position-vertical-relative:text" o:gfxdata="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" strokecolor="#156082 [3204]" strokeweight="1.5pt">
                 <v:stroke endarrow="block" joinstyle="miter"/>
-              </v:shape>
-            </w:pict>
-          </mc:Fallback>
-        </mc:AlternateContent>
-      </w:r>
-      <w:r>
-        <w:rPr>
-          <w:noProof/>
-        </w:rPr>
-        <mc:AlternateContent>
-          <mc:Choice Requires="wps">
-            <w:drawing>
-              <wp:anchor distT="0" distB="0" distL="114300" distR="114300" simplePos="0" relativeHeight="251716608" behindDoc="0" locked="0" layoutInCell="1" allowOverlap="1" wp14:anchorId="33C5C7F6" wp14:editId="4AA5D188">
-                <wp:simplePos x="0" y="0"/>
-                <wp:positionH relativeFrom="column">
-                  <wp:posOffset>2760562</wp:posOffset>
-                </wp:positionH>
-                <wp:positionV relativeFrom="paragraph">
-                  <wp:posOffset>4018658</wp:posOffset>
-                </wp:positionV>
-                <wp:extent cx="3304572" cy="983848"/>
-                <wp:effectExtent l="0" t="0" r="10160" b="26035"/>
-                <wp:wrapNone/>
-                <wp:docPr id="1127955410" name="Text Box 52"/>
-                <wp:cNvGraphicFramePr/>
-                <a:graphic xmlns:a="http://schemas.openxmlformats.org/drawingml/2006/main">
-                  <a:graphicData uri="http://schemas.microsoft.com/office/word/2010/wordprocessingShape">
-                    <wps:wsp>
-                      <wps:cNvSpPr txBox="1"/>
-                      <wps:spPr>
-                        <a:xfrm>
-                          <a:off x="0" y="0"/>
-                          <a:ext cx="3304572" cy="983848"/>
-                        </a:xfrm>
-                        <a:prstGeom prst="rect">
-                          <a:avLst/>
-                        </a:prstGeom>
-                        <a:solidFill>
-                          <a:schemeClr val="lt1"/>
-                        </a:solidFill>
-                        <a:ln w="6350">
-                          <a:solidFill>
-                            <a:prstClr val="black"/>
-                          </a:solidFill>
-                        </a:ln>
-                      </wps:spPr>
-                      <wps:txbx>
-                        <w:txbxContent>
-                          <w:p>
-                            <w:r>
-                              <w:t xml:space="preserve">Makes a Done button when click will close the pop up and adds </w:t>
-                            </w:r>
-                            <w:proofErr w:type="gramStart"/>
-                            <w:r>
-                              <w:t>a</w:t>
-                            </w:r>
-                            <w:proofErr w:type="gramEnd"/>
-                            <w:r>
-                              <w:t xml:space="preserve"> action listener to it and sets the background to white.  Then adds it to the panel and then frame. </w:t>
-                            </w:r>
-                          </w:p>
-                        </w:txbxContent>
-                      </wps:txbx>
-                      <wps:bodyPr rot="0" spcFirstLastPara="0" vertOverflow="overflow" horzOverflow="overflow" vert="horz" wrap="square" lIns="91440" tIns="45720" rIns="91440" bIns="45720" numCol="1" spcCol="0" rtlCol="0" fromWordArt="0" anchor="t" anchorCtr="0" forceAA="0" compatLnSpc="1">
-                        <a:prstTxWarp prst="textNoShape">
-                          <a:avLst/>
-                        </a:prstTxWarp>
-                        <a:noAutofit/>
-                      </wps:bodyPr>
-                    </wps:wsp>
-                  </a:graphicData>
-                </a:graphic>
-                <wp14:sizeRelH relativeFrom="margin">
-                  <wp14:pctWidth>0</wp14:pctWidth>
-                </wp14:sizeRelH>
-                <wp14:sizeRelV relativeFrom="margin">
-                  <wp14:pctHeight>0</wp14:pctHeight>
-                </wp14:sizeRelV>
-              </wp:anchor>
-            </w:drawing>
-          </mc:Choice>
-          <mc:Fallback>
-            <w:pict>
-              <v:shape w14:anchorId="33C5C7F6" id="Text Box 52" o:spid="_x0000_s1056" type="#_x0000_t202" style="position:absolute;margin-left:217.35pt;margin-top:316.45pt;width:260.2pt;height:77.45pt;z-index:251716608;visibility:visible;mso-wrap-style:square;mso-width-percent:0;mso-height-percent:0;mso-wrap-distance-left:9pt;mso-wrap-distance-top:0;mso-wrap-distance-right:9pt;mso-wrap-distance-bottom:0;mso-position-horizontal:absolute;mso-position-horizontal-relative:text;mso-position-vertical:absolute;mso-position-vertical-relative:text;mso-width-percent:0;mso-height-percent:0;mso-width-relative:margin;mso-height-relative:margin;v-text-anchor:top" o:gfxdata="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" fillcolor="white [3201]" strokeweight=".5pt">
-                <v:textbox>
-                  <w:txbxContent>
-                    <w:p>
-                      <w:r>
-                        <w:t xml:space="preserve">Makes a Done button when click will close the pop up and adds </w:t>
-                      </w:r>
-                      <w:proofErr w:type="gramStart"/>
-                      <w:r>
-                        <w:t>a</w:t>
-                      </w:r>
-                      <w:proofErr w:type="gramEnd"/>
-                      <w:r>
-                        <w:t xml:space="preserve"> action listener to it and sets the background to white.  Then adds it to the panel and then frame. </w:t>
-                      </w:r>
-                    </w:p>
-                  </w:txbxContent>
-                </v:textbox>
               </v:shape>
             </w:pict>
           </mc:Fallback>
@@ -7013,11 +6543,9 @@
                             <w:r>
                               <w:t xml:space="preserve">Checks the buttons to see what been pressed. If done button is </w:t>
                             </w:r>
-                            <w:proofErr w:type="gramStart"/>
-                            <w:r>
-                              <w:t>pressed</w:t>
-                            </w:r>
-                            <w:proofErr w:type="gramEnd"/>
+                            <w:r>
+                              <w:t>pressed,</w:t>
+                            </w:r>
                             <w:r>
                               <w:t xml:space="preserve"> then done is set to true else it checks each button and then sets the name as the buttons text that was pressed</w:t>
                             </w:r>
@@ -7048,11 +6576,9 @@
                       <w:r>
                         <w:t xml:space="preserve">Checks the buttons to see what been pressed. If done button is </w:t>
                       </w:r>
-                      <w:proofErr w:type="gramStart"/>
-                      <w:r>
-                        <w:t>pressed</w:t>
-                      </w:r>
-                      <w:proofErr w:type="gramEnd"/>
+                      <w:r>
+                        <w:t>pressed,</w:t>
+                      </w:r>
                       <w:r>
                         <w:t xml:space="preserve"> then done is set to true else it checks each button and then sets the name as the buttons text that was pressed</w:t>
                       </w:r>
@@ -7903,15 +7429,7 @@
                         <w:txbxContent>
                           <w:p>
                             <w:r>
-                              <w:t xml:space="preserve">If we have the first x and y position, then it sets the second x and y position from its middle and then sets the Boolean variable </w:t>
-                            </w:r>
-                            <w:proofErr w:type="spellStart"/>
-                            <w:r>
-                              <w:t>getBothPos</w:t>
-                            </w:r>
-                            <w:proofErr w:type="spellEnd"/>
-                            <w:r>
-                              <w:t xml:space="preserve"> as true</w:t>
+                              <w:t>If we have the first x and y position, then it sets the second x and y position from its middle and then sets the Boolean variable getBothPos as true</w:t>
                             </w:r>
                           </w:p>
                         </w:txbxContent>
@@ -7941,15 +7459,7 @@
                   <w:txbxContent>
                     <w:p>
                       <w:r>
-                        <w:t xml:space="preserve">If we have the first x and y position, then it sets the second x and y position from its middle and then sets the Boolean variable </w:t>
-                      </w:r>
-                      <w:proofErr w:type="spellStart"/>
-                      <w:r>
-                        <w:t>getBothPos</w:t>
-                      </w:r>
-                      <w:proofErr w:type="spellEnd"/>
-                      <w:r>
-                        <w:t xml:space="preserve"> as true</w:t>
+                        <w:t>If we have the first x and y position, then it sets the second x and y position from its middle and then sets the Boolean variable getBothPos as true</w:t>
                       </w:r>
                     </w:p>
                   </w:txbxContent>
@@ -8150,11 +7660,9 @@
                             <w:r>
                               <w:t xml:space="preserve">Checks if we have the x and y position. If we don’t then it gets the x and y position from the middle button and makes it set </w:t>
                             </w:r>
-                            <w:proofErr w:type="gramStart"/>
-                            <w:r>
-                              <w:t>so</w:t>
-                            </w:r>
-                            <w:proofErr w:type="gramEnd"/>
+                            <w:r>
+                              <w:t>so,</w:t>
+                            </w:r>
                             <w:r>
                               <w:t xml:space="preserve"> get Both Positions s set as false</w:t>
                             </w:r>
@@ -8188,11 +7696,9 @@
                       <w:r>
                         <w:t xml:space="preserve">Checks if we have the x and y position. If we don’t then it gets the x and y position from the middle button and makes it set </w:t>
                       </w:r>
-                      <w:proofErr w:type="gramStart"/>
-                      <w:r>
-                        <w:t>so</w:t>
-                      </w:r>
-                      <w:proofErr w:type="gramEnd"/>
+                      <w:r>
+                        <w:t>so,</w:t>
+                      </w:r>
                       <w:r>
                         <w:t xml:space="preserve"> get Both Positions s set as false</w:t>
                       </w:r>
@@ -8683,15 +8189,7 @@
                         <w:txbxContent>
                           <w:p>
                             <w:r>
-                              <w:t xml:space="preserve">Gets the board and convers it to a string and saves it to a variable to parse it later and it also gets the files name from the </w:t>
-                            </w:r>
-                            <w:proofErr w:type="spellStart"/>
-                            <w:r>
-                              <w:t>FileChooser</w:t>
-                            </w:r>
-                            <w:proofErr w:type="spellEnd"/>
-                            <w:r>
-                              <w:t xml:space="preserve"> that the user typed to use as the name which also includes its file path. Then it is parsed into the method to create and save the file of that name. This happens when the user clicks the submit button</w:t>
+                              <w:t>Gets the board and convers it to a string and saves it to a variable to parse it later and it also gets the files name from the FileChooser that the user typed to use as the name which also includes its file path. Then it is parsed into the method to create and save the file of that name. This happens when the user clicks the submit button</w:t>
                             </w:r>
                           </w:p>
                         </w:txbxContent>
@@ -8721,15 +8219,7 @@
                   <w:txbxContent>
                     <w:p>
                       <w:r>
-                        <w:t xml:space="preserve">Gets the board and convers it to a string and saves it to a variable to parse it later and it also gets the files name from the </w:t>
-                      </w:r>
-                      <w:proofErr w:type="spellStart"/>
-                      <w:r>
-                        <w:t>FileChooser</w:t>
-                      </w:r>
-                      <w:proofErr w:type="spellEnd"/>
-                      <w:r>
-                        <w:t xml:space="preserve"> that the user typed to use as the name which also includes its file path. Then it is parsed into the method to create and save the file of that name. This happens when the user clicks the submit button</w:t>
+                        <w:t>Gets the board and convers it to a string and saves it to a variable to parse it later and it also gets the files name from the FileChooser that the user typed to use as the name which also includes its file path. Then it is parsed into the method to create and save the file of that name. This happens when the user clicks the submit button</w:t>
                       </w:r>
                     </w:p>
                   </w:txbxContent>
@@ -8918,15 +8408,7 @@
                         <w:txbxContent>
                           <w:p>
                             <w:r>
-                              <w:t xml:space="preserve">Turns off the save board and the </w:t>
-                            </w:r>
-                            <w:proofErr w:type="spellStart"/>
-                            <w:r>
-                              <w:t>topMenu</w:t>
-                            </w:r>
-                            <w:proofErr w:type="spellEnd"/>
-                            <w:r>
-                              <w:t xml:space="preserve"> so this loop doesn’t trigger when the user is finished.</w:t>
+                              <w:t>Turns off the save board and the topMenu so this loop doesn’t trigger when the user is finished.</w:t>
                             </w:r>
                           </w:p>
                         </w:txbxContent>
@@ -8950,15 +8432,7 @@
                   <w:txbxContent>
                     <w:p>
                       <w:r>
-                        <w:t xml:space="preserve">Turns off the save board and the </w:t>
-                      </w:r>
-                      <w:proofErr w:type="spellStart"/>
-                      <w:r>
-                        <w:t>topMenu</w:t>
-                      </w:r>
-                      <w:proofErr w:type="spellEnd"/>
-                      <w:r>
-                        <w:t xml:space="preserve"> so this loop doesn’t trigger when the user is finished.</w:t>
+                        <w:t>Turns off the save board and the topMenu so this loop doesn’t trigger when the user is finished.</w:t>
                       </w:r>
                     </w:p>
                   </w:txbxContent>
@@ -9020,21 +8494,11 @@
                         <w:txbxContent>
                           <w:p>
                             <w:r>
-                              <w:t xml:space="preserve">This method returns a </w:t>
-                            </w:r>
-                            <w:proofErr w:type="spellStart"/>
-                            <w:r>
-                              <w:t>JPanel</w:t>
-                            </w:r>
-                            <w:proofErr w:type="spellEnd"/>
-                            <w:r>
-                              <w:t xml:space="preserve"> full of the whole top menu panel and this method creates each button with there text and adds </w:t>
-                            </w:r>
-                            <w:proofErr w:type="gramStart"/>
-                            <w:r>
-                              <w:t>there</w:t>
-                            </w:r>
-                            <w:proofErr w:type="gramEnd"/>
+                              <w:t xml:space="preserve">This method returns a JPanel full of the whole top menu panel and this method creates each button with there text and adds </w:t>
+                            </w:r>
+                            <w:r>
+                              <w:t>their</w:t>
+                            </w:r>
                             <w:r>
                               <w:t xml:space="preserve"> action listener and then adds it to the panel. Then the panel is returned with all the buttons.</w:t>
                             </w:r>
@@ -9063,21 +8527,11 @@
                   <w:txbxContent>
                     <w:p>
                       <w:r>
-                        <w:t xml:space="preserve">This method returns a </w:t>
-                      </w:r>
-                      <w:proofErr w:type="spellStart"/>
-                      <w:r>
-                        <w:t>JPanel</w:t>
-                      </w:r>
-                      <w:proofErr w:type="spellEnd"/>
-                      <w:r>
-                        <w:t xml:space="preserve"> full of the whole top menu panel and this method creates each button with there text and adds </w:t>
-                      </w:r>
-                      <w:proofErr w:type="gramStart"/>
-                      <w:r>
-                        <w:t>there</w:t>
-                      </w:r>
-                      <w:proofErr w:type="gramEnd"/>
+                        <w:t xml:space="preserve">This method returns a JPanel full of the whole top menu panel and this method creates each button with there text and adds </w:t>
+                      </w:r>
+                      <w:r>
+                        <w:t>their</w:t>
+                      </w:r>
                       <w:r>
                         <w:t xml:space="preserve"> action listener and then adds it to the panel. Then the panel is returned with all the buttons.</w:t>
                       </w:r>
@@ -9166,7 +8620,7 @@
           <w:noProof/>
         </w:rPr>
         <w:drawing>
-          <wp:anchor distT="0" distB="0" distL="114300" distR="114300" simplePos="0" relativeHeight="251740160" behindDoc="0" locked="0" layoutInCell="1" allowOverlap="1" wp14:anchorId="66C270D2" wp14:editId="56502845">
+          <wp:anchor distT="0" distB="0" distL="114300" distR="114300" simplePos="0" relativeHeight="251740160" behindDoc="0" locked="0" layoutInCell="1" allowOverlap="1" wp14:anchorId="66C270D2" wp14:editId="187199E9">
             <wp:simplePos x="0" y="0"/>
             <wp:positionH relativeFrom="column">
               <wp:posOffset>-631351</wp:posOffset>
@@ -9299,11 +8753,7 @@
           </mc:Choice>
           <mc:Fallback>
             <w:pict>
-              <v:shapetype w14:anchorId="5C21D309" id="_x0000_t202" coordsize="21600,21600" o:spt="202" path="m,l,21600r21600,l21600,xe">
-                <v:stroke joinstyle="miter"/>
-                <v:path gradientshapeok="t" o:connecttype="rect"/>
-              </v:shapetype>
-              <v:shape id="Text Box 98" o:spid="_x0000_s1074" type="#_x0000_t202" style="position:absolute;margin-left:260pt;margin-top:66pt;width:242.5pt;height:107pt;z-index:251765760;visibility:visible;mso-wrap-style:square;mso-width-percent:0;mso-height-percent:0;mso-wrap-distance-left:9pt;mso-wrap-distance-top:0;mso-wrap-distance-right:9pt;mso-wrap-distance-bottom:0;mso-position-horizontal:absolute;mso-position-horizontal-relative:text;mso-position-vertical:absolute;mso-position-vertical-relative:text;mso-width-percent:0;mso-height-percent:0;mso-width-relative:margin;mso-height-relative:margin;v-text-anchor:top" o:gfxdata="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" fillcolor="white [3201]" strokeweight=".5pt">
+              <v:shape w14:anchorId="5C21D309" id="Text Box 98" o:spid="_x0000_s1074" type="#_x0000_t202" style="position:absolute;margin-left:260pt;margin-top:66pt;width:242.5pt;height:107pt;z-index:251765760;visibility:visible;mso-wrap-style:square;mso-width-percent:0;mso-height-percent:0;mso-wrap-distance-left:9pt;mso-wrap-distance-top:0;mso-wrap-distance-right:9pt;mso-wrap-distance-bottom:0;mso-position-horizontal:absolute;mso-position-horizontal-relative:text;mso-position-vertical:absolute;mso-position-vertical-relative:text;mso-width-percent:0;mso-height-percent:0;mso-width-relative:margin;mso-height-relative:margin;v-text-anchor:top" o:gfxdata="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" fillcolor="white [3201]" strokeweight=".5pt">
                 <v:textbox>
                   <w:txbxContent>
                     <w:p>
@@ -9395,6 +8845,9 @@
         </mc:AlternateContent>
       </w:r>
       <w:r>
+        <w:rPr>
+          <w:noProof/>
+        </w:rPr>
         <w:drawing>
           <wp:inline distT="0" distB="0" distL="0" distR="0" wp14:anchorId="01803EA7" wp14:editId="05341FCF">
             <wp:extent cx="5035078" cy="2616835"/>
@@ -9633,11 +9086,9 @@
                             <w:r>
                               <w:t xml:space="preserve">Gets the path of the file from the name and adds the file extension. Then gets the data and converts it to </w:t>
                             </w:r>
-                            <w:proofErr w:type="gramStart"/>
-                            <w:r>
-                              <w:t>a</w:t>
-                            </w:r>
-                            <w:proofErr w:type="gramEnd"/>
+                            <w:r>
+                              <w:t>an</w:t>
+                            </w:r>
                             <w:r>
                               <w:t xml:space="preserve"> array of bytes</w:t>
                             </w:r>
@@ -9671,11 +9122,9 @@
                       <w:r>
                         <w:t xml:space="preserve">Gets the path of the file from the name and adds the file extension. Then gets the data and converts it to </w:t>
                       </w:r>
-                      <w:proofErr w:type="gramStart"/>
-                      <w:r>
-                        <w:t>a</w:t>
-                      </w:r>
-                      <w:proofErr w:type="gramEnd"/>
+                      <w:r>
+                        <w:t>an</w:t>
+                      </w:r>
                       <w:r>
                         <w:t xml:space="preserve"> array of bytes</w:t>
                       </w:r>
@@ -9760,6 +9209,9 @@
         </mc:AlternateContent>
       </w:r>
       <w:r>
+        <w:rPr>
+          <w:noProof/>
+        </w:rPr>
         <w:drawing>
           <wp:inline distT="0" distB="0" distL="0" distR="0" wp14:anchorId="3B8B86F8" wp14:editId="617EE66C">
             <wp:extent cx="4048505" cy="2489835"/>
@@ -9816,6 +9268,103 @@
         <mc:AlternateContent>
           <mc:Choice Requires="wps">
             <w:drawing>
+              <wp:anchor distT="0" distB="0" distL="114300" distR="114300" simplePos="0" relativeHeight="251778048" behindDoc="0" locked="0" layoutInCell="1" allowOverlap="1" wp14:anchorId="738BEE5C" wp14:editId="6D5D8B24">
+                <wp:simplePos x="0" y="0"/>
+                <wp:positionH relativeFrom="column">
+                  <wp:posOffset>3486456</wp:posOffset>
+                </wp:positionH>
+                <wp:positionV relativeFrom="paragraph">
+                  <wp:posOffset>3295751</wp:posOffset>
+                </wp:positionV>
+                <wp:extent cx="2984500" cy="1359375"/>
+                <wp:effectExtent l="0" t="0" r="25400" b="12700"/>
+                <wp:wrapNone/>
+                <wp:docPr id="1397171862" name="Text Box 110"/>
+                <wp:cNvGraphicFramePr/>
+                <a:graphic xmlns:a="http://schemas.openxmlformats.org/drawingml/2006/main">
+                  <a:graphicData uri="http://schemas.microsoft.com/office/word/2010/wordprocessingShape">
+                    <wps:wsp>
+                      <wps:cNvSpPr txBox="1"/>
+                      <wps:spPr>
+                        <a:xfrm>
+                          <a:off x="0" y="0"/>
+                          <a:ext cx="2984500" cy="1359375"/>
+                        </a:xfrm>
+                        <a:prstGeom prst="rect">
+                          <a:avLst/>
+                        </a:prstGeom>
+                        <a:solidFill>
+                          <a:schemeClr val="lt1"/>
+                        </a:solidFill>
+                        <a:ln w="6350">
+                          <a:solidFill>
+                            <a:prstClr val="black"/>
+                          </a:solidFill>
+                        </a:ln>
+                      </wps:spPr>
+                      <wps:txbx>
+                        <w:txbxContent>
+                          <w:p>
+                            <w:r>
+                              <w:t xml:space="preserve">This uses </w:t>
+                            </w:r>
+                            <w:r>
+                              <w:t>an</w:t>
+                            </w:r>
+                            <w:r>
+                              <w:t xml:space="preserve"> else if to check if the character is a digit and then if it is it repeated that character in the chess array for that many times and then increases the x Axis by one for each piece so there all on a new square</w:t>
+                            </w:r>
+                          </w:p>
+                        </w:txbxContent>
+                      </wps:txbx>
+                      <wps:bodyPr rot="0" spcFirstLastPara="0" vertOverflow="overflow" horzOverflow="overflow" vert="horz" wrap="square" lIns="91440" tIns="45720" rIns="91440" bIns="45720" numCol="1" spcCol="0" rtlCol="0" fromWordArt="0" anchor="t" anchorCtr="0" forceAA="0" compatLnSpc="1">
+                        <a:prstTxWarp prst="textNoShape">
+                          <a:avLst/>
+                        </a:prstTxWarp>
+                        <a:noAutofit/>
+                      </wps:bodyPr>
+                    </wps:wsp>
+                  </a:graphicData>
+                </a:graphic>
+                <wp14:sizeRelH relativeFrom="margin">
+                  <wp14:pctWidth>0</wp14:pctWidth>
+                </wp14:sizeRelH>
+                <wp14:sizeRelV relativeFrom="margin">
+                  <wp14:pctHeight>0</wp14:pctHeight>
+                </wp14:sizeRelV>
+              </wp:anchor>
+            </w:drawing>
+          </mc:Choice>
+          <mc:Fallback>
+            <w:pict>
+              <v:shape w14:anchorId="738BEE5C" id="Text Box 110" o:spid="_x0000_s1077" type="#_x0000_t202" style="position:absolute;margin-left:274.5pt;margin-top:259.5pt;width:235pt;height:107.05pt;z-index:251778048;visibility:visible;mso-wrap-style:square;mso-width-percent:0;mso-height-percent:0;mso-wrap-distance-left:9pt;mso-wrap-distance-top:0;mso-wrap-distance-right:9pt;mso-wrap-distance-bottom:0;mso-position-horizontal:absolute;mso-position-horizontal-relative:text;mso-position-vertical:absolute;mso-position-vertical-relative:text;mso-width-percent:0;mso-height-percent:0;mso-width-relative:margin;mso-height-relative:margin;v-text-anchor:top" o:gfxdata="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" fillcolor="white [3201]" strokeweight=".5pt">
+                <v:textbox>
+                  <w:txbxContent>
+                    <w:p>
+                      <w:r>
+                        <w:t xml:space="preserve">This uses </w:t>
+                      </w:r>
+                      <w:r>
+                        <w:t>an</w:t>
+                      </w:r>
+                      <w:r>
+                        <w:t xml:space="preserve"> else if to check if the character is a digit and then if it is it repeated that character in the chess array for that many times and then increases the x Axis by one for each piece so there all on a new square</w:t>
+                      </w:r>
+                    </w:p>
+                  </w:txbxContent>
+                </v:textbox>
+              </v:shape>
+            </w:pict>
+          </mc:Fallback>
+        </mc:AlternateContent>
+      </w:r>
+      <w:r>
+        <w:rPr>
+          <w:noProof/>
+        </w:rPr>
+        <mc:AlternateContent>
+          <mc:Choice Requires="wps">
+            <w:drawing>
               <wp:anchor distT="0" distB="0" distL="114300" distR="114300" simplePos="0" relativeHeight="251782144" behindDoc="0" locked="0" layoutInCell="1" allowOverlap="1" wp14:anchorId="3190DC01" wp14:editId="5E2324A2">
                 <wp:simplePos x="0" y="0"/>
                 <wp:positionH relativeFrom="column">
@@ -9853,53 +9402,29 @@
                       <wps:txbx>
                         <w:txbxContent>
                           <w:p>
-                            <w:proofErr w:type="gramStart"/>
-                            <w:r>
-                              <w:t>Finaly</w:t>
-                            </w:r>
-                            <w:proofErr w:type="gramEnd"/>
+                            <w:r>
+                              <w:t>Finaly,</w:t>
+                            </w:r>
                             <w:r>
                               <w:t xml:space="preserve"> it checks if its at the end of a line by check if </w:t>
                             </w:r>
-                            <w:proofErr w:type="gramStart"/>
-                            <w:r>
-                              <w:t>its</w:t>
-                            </w:r>
-                            <w:proofErr w:type="gramEnd"/>
-                            <w:r>
-                              <w:t xml:space="preserve"> not a digit and then </w:t>
-                            </w:r>
-                            <w:proofErr w:type="spellStart"/>
-                            <w:r>
-                              <w:t>checksif</w:t>
-                            </w:r>
-                            <w:proofErr w:type="spellEnd"/>
+                            <w:r>
+                              <w:t>it’s</w:t>
+                            </w:r>
+                            <w:r>
+                              <w:t xml:space="preserve"> not a digit and then checks</w:t>
+                            </w:r>
                             <w:r>
                               <w:t xml:space="preserve"> </w:t>
                             </w:r>
-                            <w:proofErr w:type="gramStart"/>
-                            <w:r>
-                              <w:t>its</w:t>
-                            </w:r>
-                            <w:proofErr w:type="gramEnd"/>
-                            <w:r>
-                              <w:t xml:space="preserve"> indicated a new line by ‘/’ if </w:t>
-                            </w:r>
-                            <w:proofErr w:type="gramStart"/>
-                            <w:r>
-                              <w:t>so</w:t>
-                            </w:r>
-                            <w:proofErr w:type="gramEnd"/>
-                            <w:r>
-                              <w:t xml:space="preserve"> it increments </w:t>
-                            </w:r>
-                            <w:proofErr w:type="spellStart"/>
-                            <w:r>
-                              <w:t>nextLineCount</w:t>
-                            </w:r>
-                            <w:proofErr w:type="spellEnd"/>
-                            <w:r>
-                              <w:t xml:space="preserve"> by one and resets X Axis to zero else it will add the next character to the array then increment the x Axis count by 1</w:t>
+                            <w:r>
+                              <w:t xml:space="preserve">if </w:t>
+                            </w:r>
+                            <w:r>
+                              <w:t>it’s</w:t>
+                            </w:r>
+                            <w:r>
+                              <w:t xml:space="preserve"> indicated a new line by ‘/’ if so it increments nextLineCount by one and resets X Axis to zero else it will add the next character to the array then increment the x Axis count by 1</w:t>
                             </w:r>
                           </w:p>
                         </w:txbxContent>
@@ -9924,57 +9449,33 @@
           </mc:Choice>
           <mc:Fallback>
             <w:pict>
-              <v:shape w14:anchorId="3190DC01" id="Text Box 114" o:spid="_x0000_s1077" type="#_x0000_t202" style="position:absolute;margin-left:279.5pt;margin-top:433pt;width:248.5pt;height:113.5pt;z-index:251782144;visibility:visible;mso-wrap-style:square;mso-width-percent:0;mso-height-percent:0;mso-wrap-distance-left:9pt;mso-wrap-distance-top:0;mso-wrap-distance-right:9pt;mso-wrap-distance-bottom:0;mso-position-horizontal:absolute;mso-position-horizontal-relative:text;mso-position-vertical:absolute;mso-position-vertical-relative:text;mso-width-percent:0;mso-height-percent:0;mso-width-relative:margin;mso-height-relative:margin;v-text-anchor:top" o:gfxdata="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" fillcolor="white [3201]" strokeweight=".5pt">
+              <v:shape w14:anchorId="3190DC01" id="Text Box 114" o:spid="_x0000_s1078" type="#_x0000_t202" style="position:absolute;margin-left:279.5pt;margin-top:433pt;width:248.5pt;height:113.5pt;z-index:251782144;visibility:visible;mso-wrap-style:square;mso-width-percent:0;mso-height-percent:0;mso-wrap-distance-left:9pt;mso-wrap-distance-top:0;mso-wrap-distance-right:9pt;mso-wrap-distance-bottom:0;mso-position-horizontal:absolute;mso-position-horizontal-relative:text;mso-position-vertical:absolute;mso-position-vertical-relative:text;mso-width-percent:0;mso-height-percent:0;mso-width-relative:margin;mso-height-relative:margin;v-text-anchor:top" o:gfxdata="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" fillcolor="white [3201]" strokeweight=".5pt">
                 <v:textbox>
                   <w:txbxContent>
                     <w:p>
-                      <w:proofErr w:type="gramStart"/>
-                      <w:r>
-                        <w:t>Finaly</w:t>
-                      </w:r>
-                      <w:proofErr w:type="gramEnd"/>
+                      <w:r>
+                        <w:t>Finaly,</w:t>
+                      </w:r>
                       <w:r>
                         <w:t xml:space="preserve"> it checks if its at the end of a line by check if </w:t>
                       </w:r>
-                      <w:proofErr w:type="gramStart"/>
-                      <w:r>
-                        <w:t>its</w:t>
-                      </w:r>
-                      <w:proofErr w:type="gramEnd"/>
-                      <w:r>
-                        <w:t xml:space="preserve"> not a digit and then </w:t>
-                      </w:r>
-                      <w:proofErr w:type="spellStart"/>
-                      <w:r>
-                        <w:t>checksif</w:t>
-                      </w:r>
-                      <w:proofErr w:type="spellEnd"/>
+                      <w:r>
+                        <w:t>it’s</w:t>
+                      </w:r>
+                      <w:r>
+                        <w:t xml:space="preserve"> not a digit and then checks</w:t>
+                      </w:r>
                       <w:r>
                         <w:t xml:space="preserve"> </w:t>
                       </w:r>
-                      <w:proofErr w:type="gramStart"/>
-                      <w:r>
-                        <w:t>its</w:t>
-                      </w:r>
-                      <w:proofErr w:type="gramEnd"/>
-                      <w:r>
-                        <w:t xml:space="preserve"> indicated a new line by ‘/’ if </w:t>
-                      </w:r>
-                      <w:proofErr w:type="gramStart"/>
-                      <w:r>
-                        <w:t>so</w:t>
-                      </w:r>
-                      <w:proofErr w:type="gramEnd"/>
-                      <w:r>
-                        <w:t xml:space="preserve"> it increments </w:t>
-                      </w:r>
-                      <w:proofErr w:type="spellStart"/>
-                      <w:r>
-                        <w:t>nextLineCount</w:t>
-                      </w:r>
-                      <w:proofErr w:type="spellEnd"/>
-                      <w:r>
-                        <w:t xml:space="preserve"> by one and resets X Axis to zero else it will add the next character to the array then increment the x Axis count by 1</w:t>
+                      <w:r>
+                        <w:t xml:space="preserve">if </w:t>
+                      </w:r>
+                      <w:r>
+                        <w:t>it’s</w:t>
+                      </w:r>
+                      <w:r>
+                        <w:t xml:space="preserve"> indicated a new line by ‘/’ if so it increments nextLineCount by one and resets X Axis to zero else it will add the next character to the array then increment the x Axis count by 1</w:t>
                       </w:r>
                     </w:p>
                   </w:txbxContent>
@@ -10126,7 +9627,7 @@
           </mc:Choice>
           <mc:Fallback>
             <w:pict>
-              <v:shape w14:anchorId="74C74E92" id="Text Box 112" o:spid="_x0000_s1078" type="#_x0000_t202" style="position:absolute;margin-left:280.5pt;margin-top:380.5pt;width:230.65pt;height:44pt;z-index:251780096;visibility:visible;mso-wrap-style:square;mso-width-percent:0;mso-height-percent:0;mso-wrap-distance-left:9pt;mso-wrap-distance-top:0;mso-wrap-distance-right:9pt;mso-wrap-distance-bottom:0;mso-position-horizontal:absolute;mso-position-horizontal-relative:text;mso-position-vertical:absolute;mso-position-vertical-relative:text;mso-width-percent:0;mso-height-percent:0;mso-width-relative:margin;mso-height-relative:margin;v-text-anchor:top" o:gfxdata="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" fillcolor="white [3201]" strokeweight=".5pt">
+              <v:shape w14:anchorId="74C74E92" id="Text Box 112" o:spid="_x0000_s1079" type="#_x0000_t202" style="position:absolute;margin-left:280.5pt;margin-top:380.5pt;width:230.65pt;height:44pt;z-index:251780096;visibility:visible;mso-wrap-style:square;mso-width-percent:0;mso-height-percent:0;mso-wrap-distance-left:9pt;mso-wrap-distance-top:0;mso-wrap-distance-right:9pt;mso-wrap-distance-bottom:0;mso-position-horizontal:absolute;mso-position-horizontal-relative:text;mso-position-vertical:absolute;mso-position-vertical-relative:text;mso-width-percent:0;mso-height-percent:0;mso-width-relative:margin;mso-height-relative:margin;v-text-anchor:top" o:gfxdata="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" fillcolor="white [3201]" strokeweight=".5pt">
                 <v:textbox>
                   <w:txbxContent>
                     <w:p>
@@ -10148,7 +9649,7 @@
         <mc:AlternateContent>
           <mc:Choice Requires="wps">
             <w:drawing>
-              <wp:anchor distT="0" distB="0" distL="114300" distR="114300" simplePos="0" relativeHeight="251779072" behindDoc="0" locked="0" layoutInCell="1" allowOverlap="1" wp14:anchorId="5A631CF6" wp14:editId="4A5A573C">
+              <wp:anchor distT="0" distB="0" distL="114300" distR="114300" simplePos="0" relativeHeight="251779072" behindDoc="0" locked="0" layoutInCell="1" allowOverlap="1" wp14:anchorId="5A631CF6" wp14:editId="28752845">
                 <wp:simplePos x="0" y="0"/>
                 <wp:positionH relativeFrom="column">
                   <wp:posOffset>1866900</wp:posOffset>
@@ -10206,109 +9707,8 @@
           </mc:Choice>
           <mc:Fallback>
             <w:pict>
-              <v:shape w14:anchorId="0BC3B56F" id="Straight Arrow Connector 111" o:spid="_x0000_s1026" type="#_x0000_t32" style="position:absolute;margin-left:147pt;margin-top:372pt;width:153pt;height:14pt;flip:x y;z-index:251779072;visibility:visible;mso-wrap-style:square;mso-width-percent:0;mso-height-percent:0;mso-wrap-distance-left:9pt;mso-wrap-distance-top:0;mso-wrap-distance-right:9pt;mso-wrap-distance-bottom:0;mso-position-horizontal:absolute;mso-position-horizontal-relative:text;mso-position-vertical:absolute;mso-position-vertical-relative:text;mso-width-percent:0;mso-height-percent:0;mso-width-relative:margin;mso-height-relative:margin" o:gfxdata="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" strokecolor="#156082 [3204]" strokeweight="1.5pt">
+              <v:shape w14:anchorId="698D4027" id="Straight Arrow Connector 111" o:spid="_x0000_s1026" type="#_x0000_t32" style="position:absolute;margin-left:147pt;margin-top:372pt;width:153pt;height:14pt;flip:x y;z-index:251779072;visibility:visible;mso-wrap-style:square;mso-width-percent:0;mso-height-percent:0;mso-wrap-distance-left:9pt;mso-wrap-distance-top:0;mso-wrap-distance-right:9pt;mso-wrap-distance-bottom:0;mso-position-horizontal:absolute;mso-position-horizontal-relative:text;mso-position-vertical:absolute;mso-position-vertical-relative:text;mso-width-percent:0;mso-height-percent:0;mso-width-relative:margin;mso-height-relative:margin" o:gfxdata="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" strokecolor="#156082 [3204]" strokeweight="1.5pt">
                 <v:stroke endarrow="block" joinstyle="miter"/>
-              </v:shape>
-            </w:pict>
-          </mc:Fallback>
-        </mc:AlternateContent>
-      </w:r>
-      <w:r>
-        <w:rPr>
-          <w:noProof/>
-        </w:rPr>
-        <mc:AlternateContent>
-          <mc:Choice Requires="wps">
-            <w:drawing>
-              <wp:anchor distT="0" distB="0" distL="114300" distR="114300" simplePos="0" relativeHeight="251778048" behindDoc="0" locked="0" layoutInCell="1" allowOverlap="1" wp14:anchorId="738BEE5C" wp14:editId="747DCCCE">
-                <wp:simplePos x="0" y="0"/>
-                <wp:positionH relativeFrom="column">
-                  <wp:posOffset>3486150</wp:posOffset>
-                </wp:positionH>
-                <wp:positionV relativeFrom="paragraph">
-                  <wp:posOffset>3295650</wp:posOffset>
-                </wp:positionV>
-                <wp:extent cx="2984500" cy="1263650"/>
-                <wp:effectExtent l="0" t="0" r="25400" b="12700"/>
-                <wp:wrapNone/>
-                <wp:docPr id="1397171862" name="Text Box 110"/>
-                <wp:cNvGraphicFramePr/>
-                <a:graphic xmlns:a="http://schemas.openxmlformats.org/drawingml/2006/main">
-                  <a:graphicData uri="http://schemas.microsoft.com/office/word/2010/wordprocessingShape">
-                    <wps:wsp>
-                      <wps:cNvSpPr txBox="1"/>
-                      <wps:spPr>
-                        <a:xfrm>
-                          <a:off x="0" y="0"/>
-                          <a:ext cx="2984500" cy="1263650"/>
-                        </a:xfrm>
-                        <a:prstGeom prst="rect">
-                          <a:avLst/>
-                        </a:prstGeom>
-                        <a:solidFill>
-                          <a:schemeClr val="lt1"/>
-                        </a:solidFill>
-                        <a:ln w="6350">
-                          <a:solidFill>
-                            <a:prstClr val="black"/>
-                          </a:solidFill>
-                        </a:ln>
-                      </wps:spPr>
-                      <wps:txbx>
-                        <w:txbxContent>
-                          <w:p>
-                            <w:r>
-                              <w:t xml:space="preserve">This uses </w:t>
-                            </w:r>
-                            <w:proofErr w:type="gramStart"/>
-                            <w:r>
-                              <w:t>a</w:t>
-                            </w:r>
-                            <w:proofErr w:type="gramEnd"/>
-                            <w:r>
-                              <w:t xml:space="preserve"> else if to check if the character is a digit and then if it is it repeated that character in the chess array for that many times and then increases the x Axis by one for each piece so there all on a new square</w:t>
-                            </w:r>
-                          </w:p>
-                        </w:txbxContent>
-                      </wps:txbx>
-                      <wps:bodyPr rot="0" spcFirstLastPara="0" vertOverflow="overflow" horzOverflow="overflow" vert="horz" wrap="square" lIns="91440" tIns="45720" rIns="91440" bIns="45720" numCol="1" spcCol="0" rtlCol="0" fromWordArt="0" anchor="t" anchorCtr="0" forceAA="0" compatLnSpc="1">
-                        <a:prstTxWarp prst="textNoShape">
-                          <a:avLst/>
-                        </a:prstTxWarp>
-                        <a:noAutofit/>
-                      </wps:bodyPr>
-                    </wps:wsp>
-                  </a:graphicData>
-                </a:graphic>
-                <wp14:sizeRelH relativeFrom="margin">
-                  <wp14:pctWidth>0</wp14:pctWidth>
-                </wp14:sizeRelH>
-                <wp14:sizeRelV relativeFrom="margin">
-                  <wp14:pctHeight>0</wp14:pctHeight>
-                </wp14:sizeRelV>
-              </wp:anchor>
-            </w:drawing>
-          </mc:Choice>
-          <mc:Fallback>
-            <w:pict>
-              <v:shape w14:anchorId="738BEE5C" id="Text Box 110" o:spid="_x0000_s1079" type="#_x0000_t202" style="position:absolute;margin-left:274.5pt;margin-top:259.5pt;width:235pt;height:99.5pt;z-index:251778048;visibility:visible;mso-wrap-style:square;mso-width-percent:0;mso-height-percent:0;mso-wrap-distance-left:9pt;mso-wrap-distance-top:0;mso-wrap-distance-right:9pt;mso-wrap-distance-bottom:0;mso-position-horizontal:absolute;mso-position-horizontal-relative:text;mso-position-vertical:absolute;mso-position-vertical-relative:text;mso-width-percent:0;mso-height-percent:0;mso-width-relative:margin;mso-height-relative:margin;v-text-anchor:top" o:gfxdata="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" fillcolor="white [3201]" strokeweight=".5pt">
-                <v:textbox>
-                  <w:txbxContent>
-                    <w:p>
-                      <w:r>
-                        <w:t xml:space="preserve">This uses </w:t>
-                      </w:r>
-                      <w:proofErr w:type="gramStart"/>
-                      <w:r>
-                        <w:t>a</w:t>
-                      </w:r>
-                      <w:proofErr w:type="gramEnd"/>
-                      <w:r>
-                        <w:t xml:space="preserve"> else if to check if the character is a digit and then if it is it repeated that character in the chess array for that many times and then increases the x Axis by one for each piece so there all on a new square</w:t>
-                      </w:r>
-                    </w:p>
-                  </w:txbxContent>
-                </v:textbox>
               </v:shape>
             </w:pict>
           </mc:Fallback>
@@ -10425,13 +9825,17 @@
                         <w:txbxContent>
                           <w:p>
                             <w:r>
-                              <w:t xml:space="preserve">Checks if its at </w:t>
-                            </w:r>
-                            <w:proofErr w:type="gramStart"/>
-                            <w:r>
-                              <w:t>a</w:t>
-                            </w:r>
-                            <w:proofErr w:type="gramEnd"/>
+                              <w:t xml:space="preserve">Checks if </w:t>
+                            </w:r>
+                            <w:r>
+                              <w:t>it’s</w:t>
+                            </w:r>
+                            <w:r>
+                              <w:t xml:space="preserve"> at a</w:t>
+                            </w:r>
+                            <w:r>
+                              <w:t>n</w:t>
+                            </w:r>
                             <w:r>
                               <w:t xml:space="preserve"> empty space which means its at the end of the data.</w:t>
                             </w:r>
@@ -10463,13 +9867,17 @@
                   <w:txbxContent>
                     <w:p>
                       <w:r>
-                        <w:t xml:space="preserve">Checks if its at </w:t>
-                      </w:r>
-                      <w:proofErr w:type="gramStart"/>
-                      <w:r>
-                        <w:t>a</w:t>
-                      </w:r>
-                      <w:proofErr w:type="gramEnd"/>
+                        <w:t xml:space="preserve">Checks if </w:t>
+                      </w:r>
+                      <w:r>
+                        <w:t>it’s</w:t>
+                      </w:r>
+                      <w:r>
+                        <w:t xml:space="preserve"> at a</w:t>
+                      </w:r>
+                      <w:r>
+                        <w:t>n</w:t>
+                      </w:r>
                       <w:r>
                         <w:t xml:space="preserve"> empty space which means its at the end of the data.</w:t>
                       </w:r>
@@ -10592,7 +10000,10 @@
                         <w:txbxContent>
                           <w:p>
                             <w:r>
-                              <w:t>Notes on the format of BNF</w:t>
+                              <w:t>Notes on the format of F</w:t>
+                            </w:r>
+                            <w:r>
+                              <w:t>EN</w:t>
                             </w:r>
                           </w:p>
                         </w:txbxContent>
@@ -10622,7 +10033,10 @@
                   <w:txbxContent>
                     <w:p>
                       <w:r>
-                        <w:t>Notes on the format of BNF</w:t>
+                        <w:t>Notes on the format of F</w:t>
+                      </w:r>
+                      <w:r>
+                        <w:t>EN</w:t>
                       </w:r>
                     </w:p>
                   </w:txbxContent>
@@ -10815,15 +10229,7 @@
                         <w:txbxContent>
                           <w:p>
                             <w:r>
-                              <w:t xml:space="preserve">Takes a string called data and then uses a for loop to iterate through the whole data and saves the info in the </w:t>
-                            </w:r>
-                            <w:proofErr w:type="spellStart"/>
-                            <w:r>
-                              <w:t>chessBoardArray</w:t>
-                            </w:r>
-                            <w:proofErr w:type="spellEnd"/>
-                            <w:r>
-                              <w:t xml:space="preserve"> and to do that it needs to process the data</w:t>
+                              <w:t>Takes a string called data and then uses a for loop to iterate through the whole data and saves the info in the chessBoardArray and to do that it needs to process the data</w:t>
                             </w:r>
                           </w:p>
                         </w:txbxContent>
@@ -10853,15 +10259,7 @@
                   <w:txbxContent>
                     <w:p>
                       <w:r>
-                        <w:t xml:space="preserve">Takes a string called data and then uses a for loop to iterate through the whole data and saves the info in the </w:t>
-                      </w:r>
-                      <w:proofErr w:type="spellStart"/>
-                      <w:r>
-                        <w:t>chessBoardArray</w:t>
-                      </w:r>
-                      <w:proofErr w:type="spellEnd"/>
-                      <w:r>
-                        <w:t xml:space="preserve"> and to do that it needs to process the data</w:t>
+                        <w:t>Takes a string called data and then uses a for loop to iterate through the whole data and saves the info in the chessBoardArray and to do that it needs to process the data</w:t>
                       </w:r>
                     </w:p>
                   </w:txbxContent>
@@ -10872,6 +10270,9 @@
         </mc:AlternateContent>
       </w:r>
       <w:r>
+        <w:rPr>
+          <w:noProof/>
+        </w:rPr>
         <w:drawing>
           <wp:inline distT="0" distB="0" distL="0" distR="0" wp14:anchorId="4F8A7EDE" wp14:editId="5871DE0E">
             <wp:extent cx="3484709" cy="6253480"/>
@@ -11206,11 +10607,9 @@
                             <w:r>
                               <w:t xml:space="preserve">Starts with </w:t>
                             </w:r>
-                            <w:proofErr w:type="gramStart"/>
-                            <w:r>
-                              <w:t>a</w:t>
-                            </w:r>
-                            <w:proofErr w:type="gramEnd"/>
+                            <w:r>
+                              <w:t>an</w:t>
+                            </w:r>
                             <w:r>
                               <w:t xml:space="preserve"> empty string and the method takes a file name to read from and saves it as the file </w:t>
                             </w:r>
@@ -11244,11 +10643,9 @@
                       <w:r>
                         <w:t xml:space="preserve">Starts with </w:t>
                       </w:r>
-                      <w:proofErr w:type="gramStart"/>
-                      <w:r>
-                        <w:t>a</w:t>
-                      </w:r>
-                      <w:proofErr w:type="gramEnd"/>
+                      <w:r>
+                        <w:t>an</w:t>
+                      </w:r>
                       <w:r>
                         <w:t xml:space="preserve"> empty string and the method takes a file name to read from and saves it as the file </w:t>
                       </w:r>
@@ -11261,6 +10658,9 @@
         </mc:AlternateContent>
       </w:r>
       <w:r>
+        <w:rPr>
+          <w:noProof/>
+        </w:rPr>
         <w:drawing>
           <wp:inline distT="0" distB="0" distL="0" distR="0" wp14:anchorId="717693CD" wp14:editId="05DB172E">
             <wp:extent cx="3605354" cy="2965450"/>
@@ -11740,15 +11140,7 @@
                         <w:txbxContent>
                           <w:p>
                             <w:r>
-                              <w:t xml:space="preserve">Calculates the x and y difference of the pieces and makes it all positive with the </w:t>
-                            </w:r>
-                            <w:proofErr w:type="spellStart"/>
-                            <w:r>
-                              <w:t>Math.abs</w:t>
-                            </w:r>
-                            <w:proofErr w:type="spellEnd"/>
-                            <w:r>
-                              <w:t xml:space="preserve"> so we can see the difference on both sides</w:t>
+                              <w:t>Calculates the x and y difference of the pieces and makes it all positive with the Math.abs so we can see the difference on both sides</w:t>
                             </w:r>
                           </w:p>
                         </w:txbxContent>
@@ -11778,15 +11170,7 @@
                   <w:txbxContent>
                     <w:p>
                       <w:r>
-                        <w:t xml:space="preserve">Calculates the x and y difference of the pieces and makes it all positive with the </w:t>
-                      </w:r>
-                      <w:proofErr w:type="spellStart"/>
-                      <w:r>
-                        <w:t>Math.abs</w:t>
-                      </w:r>
-                      <w:proofErr w:type="spellEnd"/>
-                      <w:r>
-                        <w:t xml:space="preserve"> so we can see the difference on both sides</w:t>
+                        <w:t>Calculates the x and y difference of the pieces and makes it all positive with the Math.abs so we can see the difference on both sides</w:t>
                       </w:r>
                     </w:p>
                   </w:txbxContent>
@@ -11929,6 +11313,9 @@
         </mc:AlternateContent>
       </w:r>
       <w:r>
+        <w:rPr>
+          <w:noProof/>
+        </w:rPr>
         <w:drawing>
           <wp:inline distT="0" distB="0" distL="0" distR="0" wp14:anchorId="2A153D93" wp14:editId="10E19995">
             <wp:extent cx="4735785" cy="4197985"/>
